--- a/HuongDan.docx
+++ b/HuongDan.docx
@@ -1,6 +1,6 @@
 
 <file path=word/document.xml><?xml version="1.0" encoding="utf-8"?>
-<w:document xmlns:wpc="http://schemas.microsoft.com/office/word/2010/wordprocessingCanvas" xmlns:cx="http://schemas.microsoft.com/office/drawing/2014/chartex" xmlns:cx1="http://schemas.microsoft.com/office/drawing/2015/9/8/chartex" xmlns:cx2="http://schemas.microsoft.com/office/drawing/2015/10/21/chartex" xmlns:cx3="http://schemas.microsoft.com/office/drawing/2016/5/9/chartex" xmlns:cx4="http://schemas.microsoft.com/office/drawing/2016/5/10/chartex" xmlns:cx5="http://schemas.microsoft.com/office/drawing/2016/5/11/chartex" xmlns:cx6="http://schemas.microsoft.com/office/drawing/2016/5/12/chartex" xmlns:cx7="http://schemas.microsoft.com/office/drawing/2016/5/13/chartex" xmlns:cx8="http://schemas.microsoft.com/office/drawing/2016/5/14/chartex" xmlns:mc="http://schemas.openxmlformats.org/markup-compatibility/2006" xmlns:aink="http://schemas.microsoft.com/office/drawing/2016/ink" xmlns:am3d="http://schemas.microsoft.com/office/drawing/2017/model3d" xmlns:o="urn:schemas-microsoft-com:office:office" xmlns:oel="http://schemas.microsoft.com/office/2019/extlst" xmlns:r="http://schemas.openxmlformats.org/officeDocument/2006/relationships" xmlns:m="http://schemas.openxmlformats.org/officeDocument/2006/math" xmlns:v="urn:schemas-microsoft-com:vml" xmlns:wp14="http://schemas.microsoft.com/office/word/2010/wordprocessingDrawing" xmlns:wp="http://schemas.openxmlformats.org/drawingml/2006/wordprocessingDrawing" xmlns:w10="urn:schemas-microsoft-com:office:word" xmlns:w="http://schemas.openxmlformats.org/wordprocessingml/2006/main" xmlns:w14="http://schemas.microsoft.com/office/word/2010/wordml" xmlns:w15="http://schemas.microsoft.com/office/word/2012/wordml" xmlns:w16cex="http://schemas.microsoft.com/office/word/2018/wordml/cex" xmlns:w16cid="http://schemas.microsoft.com/office/word/2016/wordml/cid" xmlns:w16="http://schemas.microsoft.com/office/word/2018/wordml" xmlns:w16du="http://schemas.microsoft.com/office/word/2023/wordml/word16du" xmlns:w16sdtdh="http://schemas.microsoft.com/office/word/2020/wordml/sdtdatahash" xmlns:w16sdtfl="http://schemas.microsoft.com/office/word/2024/wordml/sdtformatlock" xmlns:w16se="http://schemas.microsoft.com/office/word/2015/wordml/symex" xmlns:wpg="http://schemas.microsoft.com/office/word/2010/wordprocessingGroup" xmlns:wpi="http://schemas.microsoft.com/office/word/2010/wordprocessingInk" xmlns:wne="http://schemas.microsoft.com/office/word/2006/wordml" xmlns:wps="http://schemas.microsoft.com/office/word/2010/wordprocessingShape" mc:Ignorable="w14 w15 w16se w16cid w16 w16cex w16sdtdh w16sdtfl w16du wp14">
+<w:document xmlns:wpc="http://schemas.microsoft.com/office/word/2010/wordprocessingCanvas" xmlns:cx="http://schemas.microsoft.com/office/drawing/2014/chartex" xmlns:cx1="http://schemas.microsoft.com/office/drawing/2015/9/8/chartex" xmlns:cx2="http://schemas.microsoft.com/office/drawing/2015/10/21/chartex" xmlns:cx3="http://schemas.microsoft.com/office/drawing/2016/5/9/chartex" xmlns:cx4="http://schemas.microsoft.com/office/drawing/2016/5/10/chartex" xmlns:cx5="http://schemas.microsoft.com/office/drawing/2016/5/11/chartex" xmlns:cx6="http://schemas.microsoft.com/office/drawing/2016/5/12/chartex" xmlns:cx7="http://schemas.microsoft.com/office/drawing/2016/5/13/chartex" xmlns:cx8="http://schemas.microsoft.com/office/drawing/2016/5/14/chartex" xmlns:mc="http://schemas.openxmlformats.org/markup-compatibility/2006" xmlns:aink="http://schemas.microsoft.com/office/drawing/2016/ink" xmlns:am3d="http://schemas.microsoft.com/office/drawing/2017/model3d" xmlns:o="urn:schemas-microsoft-com:office:office" xmlns:oel="http://schemas.microsoft.com/office/2019/extlst" xmlns:r="http://schemas.openxmlformats.org/officeDocument/2006/relationships" xmlns:m="http://schemas.openxmlformats.org/officeDocument/2006/math" xmlns:v="urn:schemas-microsoft-com:vml" xmlns:wp14="http://schemas.microsoft.com/office/word/2010/wordprocessingDrawing" xmlns:wp="http://schemas.openxmlformats.org/drawingml/2006/wordprocessingDrawing" xmlns:w10="urn:schemas-microsoft-com:office:word" xmlns:w="http://schemas.openxmlformats.org/wordprocessingml/2006/main" xmlns:w14="http://schemas.microsoft.com/office/word/2010/wordml" xmlns:w15="http://schemas.microsoft.com/office/word/2012/wordml" xmlns:w16cei="http://schemas.microsoft.com/office/word/2026/wordml/cei" xmlns:w16cex="http://schemas.microsoft.com/office/word/2018/wordml/cex" xmlns:w16cid="http://schemas.microsoft.com/office/word/2016/wordml/cid" xmlns:w16="http://schemas.microsoft.com/office/word/2018/wordml" xmlns:w16du="http://schemas.microsoft.com/office/word/2023/wordml/word16du" xmlns:w16sdtdh="http://schemas.microsoft.com/office/word/2020/wordml/sdtdatahash" xmlns:w16sdtfl="http://schemas.microsoft.com/office/word/2024/wordml/sdtformatlock" xmlns:w16se="http://schemas.microsoft.com/office/word/2015/wordml/symex" xmlns:wpg="http://schemas.microsoft.com/office/word/2010/wordprocessingGroup" xmlns:wpi="http://schemas.microsoft.com/office/word/2010/wordprocessingInk" xmlns:wne="http://schemas.microsoft.com/office/word/2006/wordml" xmlns:wps="http://schemas.microsoft.com/office/word/2010/wordprocessingShape" mc:Ignorable="w14 w15 w16se w16cid w16 w16cex w16sdtdh w16sdtfl w16du wp14">
   <w:body>
     <w:p>
       <w:pPr>
@@ -146,7 +146,7 @@
     <w:sdt>
       <w:sdtPr>
         <w:rPr>
-          <w:rFonts w:eastAsiaTheme="minorHAnsi" w:cstheme="minorBidi"/>
+          <w:rFonts w:ascii="Times New Roman" w:eastAsiaTheme="minorHAnsi" w:hAnsi="Times New Roman" w:cstheme="minorBidi"/>
           <w:color w:val="auto"/>
           <w:kern w:val="2"/>
           <w:sz w:val="28"/>
@@ -161,7 +161,6 @@
       </w:sdtPr>
       <w:sdtEndPr>
         <w:rPr>
-          <w:rFonts w:ascii="Times New Roman" w:hAnsi="Times New Roman"/>
           <w:b/>
           <w:bCs/>
           <w:noProof/>
@@ -5902,7 +5901,19 @@
         <w:rPr>
           <w:lang w:val="pt-BR"/>
         </w:rPr>
-        <w:t xml:space="preserve">mã nguồn đóng, </w:t>
+        <w:t xml:space="preserve">mã nguồn </w:t>
+      </w:r>
+      <w:r>
+        <w:rPr>
+          <w:lang w:val="pt-BR"/>
+        </w:rPr>
+        <w:t>mở</w:t>
+      </w:r>
+      <w:r>
+        <w:rPr>
+          <w:lang w:val="pt-BR"/>
+        </w:rPr>
+        <w:t xml:space="preserve">, </w:t>
       </w:r>
       <w:r>
         <w:rPr>
@@ -10200,6 +10211,9 @@
         <w:spacing w:after="0"/>
       </w:pPr>
       <w:r>
+        <w:rPr>
+          <w:noProof/>
+        </w:rPr>
         <w:drawing>
           <wp:inline distT="0" distB="0" distL="0" distR="0" wp14:anchorId="2CA270E7" wp14:editId="6ED215EC">
             <wp:extent cx="5059680" cy="4696085"/>
@@ -11512,6 +11526,9 @@
         <w:ind w:hanging="1276"/>
       </w:pPr>
       <w:r>
+        <w:rPr>
+          <w:noProof/>
+        </w:rPr>
         <w:drawing>
           <wp:inline distT="0" distB="0" distL="0" distR="0" wp14:anchorId="47F13294" wp14:editId="4CFA4D4F">
             <wp:extent cx="6739368" cy="3533335"/>
@@ -12089,25 +12106,7 @@
           <w:iCs/>
           <w:color w:val="auto"/>
         </w:rPr>
-        <w:t xml:space="preserve">Chỉnh sửa thông tin, cập nhật phân </w:t>
-      </w:r>
-      <w:proofErr w:type="gramStart"/>
-      <w:r>
-        <w:rPr>
-          <w:i/>
-          <w:iCs/>
-          <w:color w:val="auto"/>
-        </w:rPr>
-        <w:t>loại  -</w:t>
-      </w:r>
-      <w:proofErr w:type="gramEnd"/>
-      <w:r>
-        <w:rPr>
-          <w:i/>
-          <w:iCs/>
-          <w:color w:val="auto"/>
-        </w:rPr>
-        <w:t xml:space="preserve"> Đúp chuột vào Dòng thông tin (Tên của CBCS trong cột Họ và tên trên trang Thống kê) Form điều chỉnh sẽ hiện ra để điều chỉnh thông tin thi đua cũng như cập nhật kế quả khen thưởng trong năm.</w:t>
+        <w:t>Chỉnh sửa thông tin, cập nhật phân loại  - Đúp chuột vào Dòng thông tin (Tên của CBCS trong cột Họ và tên trên trang Thống kê) Form điều chỉnh sẽ hiện ra để điều chỉnh thông tin thi đua cũng như cập nhật kế quả khen thưởng trong năm.</w:t>
       </w:r>
     </w:p>
     <w:p>
@@ -12627,6 +12626,9 @@
         <w:jc w:val="center"/>
       </w:pPr>
       <w:r>
+        <w:rPr>
+          <w:noProof/>
+        </w:rPr>
         <w:drawing>
           <wp:inline distT="0" distB="0" distL="0" distR="0" wp14:anchorId="2075A926" wp14:editId="316E437A">
             <wp:extent cx="6859905" cy="3613749"/>
@@ -13920,7 +13922,7 @@
 </file>
 
 <file path=word/endnotes.xml><?xml version="1.0" encoding="utf-8"?>
-<w:endnotes xmlns:wpc="http://schemas.microsoft.com/office/word/2010/wordprocessingCanvas" xmlns:cx="http://schemas.microsoft.com/office/drawing/2014/chartex" xmlns:cx1="http://schemas.microsoft.com/office/drawing/2015/9/8/chartex" xmlns:cx2="http://schemas.microsoft.com/office/drawing/2015/10/21/chartex" xmlns:cx3="http://schemas.microsoft.com/office/drawing/2016/5/9/chartex" xmlns:cx4="http://schemas.microsoft.com/office/drawing/2016/5/10/chartex" xmlns:cx5="http://schemas.microsoft.com/office/drawing/2016/5/11/chartex" xmlns:cx6="http://schemas.microsoft.com/office/drawing/2016/5/12/chartex" xmlns:cx7="http://schemas.microsoft.com/office/drawing/2016/5/13/chartex" xmlns:cx8="http://schemas.microsoft.com/office/drawing/2016/5/14/chartex" xmlns:mc="http://schemas.openxmlformats.org/markup-compatibility/2006" xmlns:aink="http://schemas.microsoft.com/office/drawing/2016/ink" xmlns:am3d="http://schemas.microsoft.com/office/drawing/2017/model3d" xmlns:o="urn:schemas-microsoft-com:office:office" xmlns:oel="http://schemas.microsoft.com/office/2019/extlst" xmlns:r="http://schemas.openxmlformats.org/officeDocument/2006/relationships" xmlns:m="http://schemas.openxmlformats.org/officeDocument/2006/math" xmlns:v="urn:schemas-microsoft-com:vml" xmlns:wp14="http://schemas.microsoft.com/office/word/2010/wordprocessingDrawing" xmlns:wp="http://schemas.openxmlformats.org/drawingml/2006/wordprocessingDrawing" xmlns:w10="urn:schemas-microsoft-com:office:word" xmlns:w="http://schemas.openxmlformats.org/wordprocessingml/2006/main" xmlns:w14="http://schemas.microsoft.com/office/word/2010/wordml" xmlns:w15="http://schemas.microsoft.com/office/word/2012/wordml" xmlns:w16cex="http://schemas.microsoft.com/office/word/2018/wordml/cex" xmlns:w16cid="http://schemas.microsoft.com/office/word/2016/wordml/cid" xmlns:w16="http://schemas.microsoft.com/office/word/2018/wordml" xmlns:w16du="http://schemas.microsoft.com/office/word/2023/wordml/word16du" xmlns:w16sdtdh="http://schemas.microsoft.com/office/word/2020/wordml/sdtdatahash" xmlns:w16sdtfl="http://schemas.microsoft.com/office/word/2024/wordml/sdtformatlock" xmlns:w16se="http://schemas.microsoft.com/office/word/2015/wordml/symex" xmlns:wpg="http://schemas.microsoft.com/office/word/2010/wordprocessingGroup" xmlns:wpi="http://schemas.microsoft.com/office/word/2010/wordprocessingInk" xmlns:wne="http://schemas.microsoft.com/office/word/2006/wordml" xmlns:wps="http://schemas.microsoft.com/office/word/2010/wordprocessingShape" mc:Ignorable="w14 w15 w16se w16cid w16 w16cex w16sdtdh w16sdtfl w16du wp14">
+<w:endnotes xmlns:wpc="http://schemas.microsoft.com/office/word/2010/wordprocessingCanvas" xmlns:cx="http://schemas.microsoft.com/office/drawing/2014/chartex" xmlns:cx1="http://schemas.microsoft.com/office/drawing/2015/9/8/chartex" xmlns:cx2="http://schemas.microsoft.com/office/drawing/2015/10/21/chartex" xmlns:cx3="http://schemas.microsoft.com/office/drawing/2016/5/9/chartex" xmlns:cx4="http://schemas.microsoft.com/office/drawing/2016/5/10/chartex" xmlns:cx5="http://schemas.microsoft.com/office/drawing/2016/5/11/chartex" xmlns:cx6="http://schemas.microsoft.com/office/drawing/2016/5/12/chartex" xmlns:cx7="http://schemas.microsoft.com/office/drawing/2016/5/13/chartex" xmlns:cx8="http://schemas.microsoft.com/office/drawing/2016/5/14/chartex" xmlns:mc="http://schemas.openxmlformats.org/markup-compatibility/2006" xmlns:aink="http://schemas.microsoft.com/office/drawing/2016/ink" xmlns:am3d="http://schemas.microsoft.com/office/drawing/2017/model3d" xmlns:o="urn:schemas-microsoft-com:office:office" xmlns:oel="http://schemas.microsoft.com/office/2019/extlst" xmlns:r="http://schemas.openxmlformats.org/officeDocument/2006/relationships" xmlns:m="http://schemas.openxmlformats.org/officeDocument/2006/math" xmlns:v="urn:schemas-microsoft-com:vml" xmlns:wp14="http://schemas.microsoft.com/office/word/2010/wordprocessingDrawing" xmlns:wp="http://schemas.openxmlformats.org/drawingml/2006/wordprocessingDrawing" xmlns:w10="urn:schemas-microsoft-com:office:word" xmlns:w="http://schemas.openxmlformats.org/wordprocessingml/2006/main" xmlns:w14="http://schemas.microsoft.com/office/word/2010/wordml" xmlns:w15="http://schemas.microsoft.com/office/word/2012/wordml" xmlns:w16cei="http://schemas.microsoft.com/office/word/2026/wordml/cei" xmlns:w16cex="http://schemas.microsoft.com/office/word/2018/wordml/cex" xmlns:w16cid="http://schemas.microsoft.com/office/word/2016/wordml/cid" xmlns:w16="http://schemas.microsoft.com/office/word/2018/wordml" xmlns:w16du="http://schemas.microsoft.com/office/word/2023/wordml/word16du" xmlns:w16sdtdh="http://schemas.microsoft.com/office/word/2020/wordml/sdtdatahash" xmlns:w16sdtfl="http://schemas.microsoft.com/office/word/2024/wordml/sdtformatlock" xmlns:w16se="http://schemas.microsoft.com/office/word/2015/wordml/symex" xmlns:wpg="http://schemas.microsoft.com/office/word/2010/wordprocessingGroup" xmlns:wpi="http://schemas.microsoft.com/office/word/2010/wordprocessingInk" xmlns:wne="http://schemas.microsoft.com/office/word/2006/wordml" xmlns:wps="http://schemas.microsoft.com/office/word/2010/wordprocessingShape" mc:Ignorable="w14 w15 w16se w16cid w16 w16cex w16sdtdh w16sdtfl w16du wp14">
   <w:endnote w:type="separator" w:id="-1">
     <w:p>
       <w:pPr>
@@ -13945,7 +13947,7 @@
 </file>
 
 <file path=word/footnotes.xml><?xml version="1.0" encoding="utf-8"?>
-<w:footnotes xmlns:wpc="http://schemas.microsoft.com/office/word/2010/wordprocessingCanvas" xmlns:cx="http://schemas.microsoft.com/office/drawing/2014/chartex" xmlns:cx1="http://schemas.microsoft.com/office/drawing/2015/9/8/chartex" xmlns:cx2="http://schemas.microsoft.com/office/drawing/2015/10/21/chartex" xmlns:cx3="http://schemas.microsoft.com/office/drawing/2016/5/9/chartex" xmlns:cx4="http://schemas.microsoft.com/office/drawing/2016/5/10/chartex" xmlns:cx5="http://schemas.microsoft.com/office/drawing/2016/5/11/chartex" xmlns:cx6="http://schemas.microsoft.com/office/drawing/2016/5/12/chartex" xmlns:cx7="http://schemas.microsoft.com/office/drawing/2016/5/13/chartex" xmlns:cx8="http://schemas.microsoft.com/office/drawing/2016/5/14/chartex" xmlns:mc="http://schemas.openxmlformats.org/markup-compatibility/2006" xmlns:aink="http://schemas.microsoft.com/office/drawing/2016/ink" xmlns:am3d="http://schemas.microsoft.com/office/drawing/2017/model3d" xmlns:o="urn:schemas-microsoft-com:office:office" xmlns:oel="http://schemas.microsoft.com/office/2019/extlst" xmlns:r="http://schemas.openxmlformats.org/officeDocument/2006/relationships" xmlns:m="http://schemas.openxmlformats.org/officeDocument/2006/math" xmlns:v="urn:schemas-microsoft-com:vml" xmlns:wp14="http://schemas.microsoft.com/office/word/2010/wordprocessingDrawing" xmlns:wp="http://schemas.openxmlformats.org/drawingml/2006/wordprocessingDrawing" xmlns:w10="urn:schemas-microsoft-com:office:word" xmlns:w="http://schemas.openxmlformats.org/wordprocessingml/2006/main" xmlns:w14="http://schemas.microsoft.com/office/word/2010/wordml" xmlns:w15="http://schemas.microsoft.com/office/word/2012/wordml" xmlns:w16cex="http://schemas.microsoft.com/office/word/2018/wordml/cex" xmlns:w16cid="http://schemas.microsoft.com/office/word/2016/wordml/cid" xmlns:w16="http://schemas.microsoft.com/office/word/2018/wordml" xmlns:w16du="http://schemas.microsoft.com/office/word/2023/wordml/word16du" xmlns:w16sdtdh="http://schemas.microsoft.com/office/word/2020/wordml/sdtdatahash" xmlns:w16sdtfl="http://schemas.microsoft.com/office/word/2024/wordml/sdtformatlock" xmlns:w16se="http://schemas.microsoft.com/office/word/2015/wordml/symex" xmlns:wpg="http://schemas.microsoft.com/office/word/2010/wordprocessingGroup" xmlns:wpi="http://schemas.microsoft.com/office/word/2010/wordprocessingInk" xmlns:wne="http://schemas.microsoft.com/office/word/2006/wordml" xmlns:wps="http://schemas.microsoft.com/office/word/2010/wordprocessingShape" mc:Ignorable="w14 w15 w16se w16cid w16 w16cex w16sdtdh w16sdtfl w16du wp14">
+<w:footnotes xmlns:wpc="http://schemas.microsoft.com/office/word/2010/wordprocessingCanvas" xmlns:cx="http://schemas.microsoft.com/office/drawing/2014/chartex" xmlns:cx1="http://schemas.microsoft.com/office/drawing/2015/9/8/chartex" xmlns:cx2="http://schemas.microsoft.com/office/drawing/2015/10/21/chartex" xmlns:cx3="http://schemas.microsoft.com/office/drawing/2016/5/9/chartex" xmlns:cx4="http://schemas.microsoft.com/office/drawing/2016/5/10/chartex" xmlns:cx5="http://schemas.microsoft.com/office/drawing/2016/5/11/chartex" xmlns:cx6="http://schemas.microsoft.com/office/drawing/2016/5/12/chartex" xmlns:cx7="http://schemas.microsoft.com/office/drawing/2016/5/13/chartex" xmlns:cx8="http://schemas.microsoft.com/office/drawing/2016/5/14/chartex" xmlns:mc="http://schemas.openxmlformats.org/markup-compatibility/2006" xmlns:aink="http://schemas.microsoft.com/office/drawing/2016/ink" xmlns:am3d="http://schemas.microsoft.com/office/drawing/2017/model3d" xmlns:o="urn:schemas-microsoft-com:office:office" xmlns:oel="http://schemas.microsoft.com/office/2019/extlst" xmlns:r="http://schemas.openxmlformats.org/officeDocument/2006/relationships" xmlns:m="http://schemas.openxmlformats.org/officeDocument/2006/math" xmlns:v="urn:schemas-microsoft-com:vml" xmlns:wp14="http://schemas.microsoft.com/office/word/2010/wordprocessingDrawing" xmlns:wp="http://schemas.openxmlformats.org/drawingml/2006/wordprocessingDrawing" xmlns:w10="urn:schemas-microsoft-com:office:word" xmlns:w="http://schemas.openxmlformats.org/wordprocessingml/2006/main" xmlns:w14="http://schemas.microsoft.com/office/word/2010/wordml" xmlns:w15="http://schemas.microsoft.com/office/word/2012/wordml" xmlns:w16cei="http://schemas.microsoft.com/office/word/2026/wordml/cei" xmlns:w16cex="http://schemas.microsoft.com/office/word/2018/wordml/cex" xmlns:w16cid="http://schemas.microsoft.com/office/word/2016/wordml/cid" xmlns:w16="http://schemas.microsoft.com/office/word/2018/wordml" xmlns:w16du="http://schemas.microsoft.com/office/word/2023/wordml/word16du" xmlns:w16sdtdh="http://schemas.microsoft.com/office/word/2020/wordml/sdtdatahash" xmlns:w16sdtfl="http://schemas.microsoft.com/office/word/2024/wordml/sdtformatlock" xmlns:w16se="http://schemas.microsoft.com/office/word/2015/wordml/symex" xmlns:wpg="http://schemas.microsoft.com/office/word/2010/wordprocessingGroup" xmlns:wpi="http://schemas.microsoft.com/office/word/2010/wordprocessingInk" xmlns:wne="http://schemas.microsoft.com/office/word/2006/wordml" xmlns:wps="http://schemas.microsoft.com/office/word/2010/wordprocessingShape" mc:Ignorable="w14 w15 w16se w16cid w16 w16cex w16sdtdh w16sdtfl w16du wp14">
   <w:footnote w:type="separator" w:id="-1">
     <w:p>
       <w:pPr>
@@ -13970,7 +13972,7 @@
 </file>
 
 <file path=word/header1.xml><?xml version="1.0" encoding="utf-8"?>
-<w:hdr xmlns:wpc="http://schemas.microsoft.com/office/word/2010/wordprocessingCanvas" xmlns:cx="http://schemas.microsoft.com/office/drawing/2014/chartex" xmlns:cx1="http://schemas.microsoft.com/office/drawing/2015/9/8/chartex" xmlns:cx2="http://schemas.microsoft.com/office/drawing/2015/10/21/chartex" xmlns:cx3="http://schemas.microsoft.com/office/drawing/2016/5/9/chartex" xmlns:cx4="http://schemas.microsoft.com/office/drawing/2016/5/10/chartex" xmlns:cx5="http://schemas.microsoft.com/office/drawing/2016/5/11/chartex" xmlns:cx6="http://schemas.microsoft.com/office/drawing/2016/5/12/chartex" xmlns:cx7="http://schemas.microsoft.com/office/drawing/2016/5/13/chartex" xmlns:cx8="http://schemas.microsoft.com/office/drawing/2016/5/14/chartex" xmlns:mc="http://schemas.openxmlformats.org/markup-compatibility/2006" xmlns:aink="http://schemas.microsoft.com/office/drawing/2016/ink" xmlns:am3d="http://schemas.microsoft.com/office/drawing/2017/model3d" xmlns:o="urn:schemas-microsoft-com:office:office" xmlns:oel="http://schemas.microsoft.com/office/2019/extlst" xmlns:r="http://schemas.openxmlformats.org/officeDocument/2006/relationships" xmlns:m="http://schemas.openxmlformats.org/officeDocument/2006/math" xmlns:v="urn:schemas-microsoft-com:vml" xmlns:wp14="http://schemas.microsoft.com/office/word/2010/wordprocessingDrawing" xmlns:wp="http://schemas.openxmlformats.org/drawingml/2006/wordprocessingDrawing" xmlns:w10="urn:schemas-microsoft-com:office:word" xmlns:w="http://schemas.openxmlformats.org/wordprocessingml/2006/main" xmlns:w14="http://schemas.microsoft.com/office/word/2010/wordml" xmlns:w15="http://schemas.microsoft.com/office/word/2012/wordml" xmlns:w16cex="http://schemas.microsoft.com/office/word/2018/wordml/cex" xmlns:w16cid="http://schemas.microsoft.com/office/word/2016/wordml/cid" xmlns:w16="http://schemas.microsoft.com/office/word/2018/wordml" xmlns:w16du="http://schemas.microsoft.com/office/word/2023/wordml/word16du" xmlns:w16sdtdh="http://schemas.microsoft.com/office/word/2020/wordml/sdtdatahash" xmlns:w16sdtfl="http://schemas.microsoft.com/office/word/2024/wordml/sdtformatlock" xmlns:w16se="http://schemas.microsoft.com/office/word/2015/wordml/symex" xmlns:wpg="http://schemas.microsoft.com/office/word/2010/wordprocessingGroup" xmlns:wpi="http://schemas.microsoft.com/office/word/2010/wordprocessingInk" xmlns:wne="http://schemas.microsoft.com/office/word/2006/wordml" xmlns:wps="http://schemas.microsoft.com/office/word/2010/wordprocessingShape" mc:Ignorable="w14 w15 w16se w16cid w16 w16cex w16sdtdh w16sdtfl w16du wp14">
+<w:hdr xmlns:wpc="http://schemas.microsoft.com/office/word/2010/wordprocessingCanvas" xmlns:cx="http://schemas.microsoft.com/office/drawing/2014/chartex" xmlns:cx1="http://schemas.microsoft.com/office/drawing/2015/9/8/chartex" xmlns:cx2="http://schemas.microsoft.com/office/drawing/2015/10/21/chartex" xmlns:cx3="http://schemas.microsoft.com/office/drawing/2016/5/9/chartex" xmlns:cx4="http://schemas.microsoft.com/office/drawing/2016/5/10/chartex" xmlns:cx5="http://schemas.microsoft.com/office/drawing/2016/5/11/chartex" xmlns:cx6="http://schemas.microsoft.com/office/drawing/2016/5/12/chartex" xmlns:cx7="http://schemas.microsoft.com/office/drawing/2016/5/13/chartex" xmlns:cx8="http://schemas.microsoft.com/office/drawing/2016/5/14/chartex" xmlns:mc="http://schemas.openxmlformats.org/markup-compatibility/2006" xmlns:aink="http://schemas.microsoft.com/office/drawing/2016/ink" xmlns:am3d="http://schemas.microsoft.com/office/drawing/2017/model3d" xmlns:o="urn:schemas-microsoft-com:office:office" xmlns:oel="http://schemas.microsoft.com/office/2019/extlst" xmlns:r="http://schemas.openxmlformats.org/officeDocument/2006/relationships" xmlns:m="http://schemas.openxmlformats.org/officeDocument/2006/math" xmlns:v="urn:schemas-microsoft-com:vml" xmlns:wp14="http://schemas.microsoft.com/office/word/2010/wordprocessingDrawing" xmlns:wp="http://schemas.openxmlformats.org/drawingml/2006/wordprocessingDrawing" xmlns:w10="urn:schemas-microsoft-com:office:word" xmlns:w="http://schemas.openxmlformats.org/wordprocessingml/2006/main" xmlns:w14="http://schemas.microsoft.com/office/word/2010/wordml" xmlns:w15="http://schemas.microsoft.com/office/word/2012/wordml" xmlns:w16cei="http://schemas.microsoft.com/office/word/2026/wordml/cei" xmlns:w16cex="http://schemas.microsoft.com/office/word/2018/wordml/cex" xmlns:w16cid="http://schemas.microsoft.com/office/word/2016/wordml/cid" xmlns:w16="http://schemas.microsoft.com/office/word/2018/wordml" xmlns:w16du="http://schemas.microsoft.com/office/word/2023/wordml/word16du" xmlns:w16sdtdh="http://schemas.microsoft.com/office/word/2020/wordml/sdtdatahash" xmlns:w16sdtfl="http://schemas.microsoft.com/office/word/2024/wordml/sdtformatlock" xmlns:w16se="http://schemas.microsoft.com/office/word/2015/wordml/symex" xmlns:wpg="http://schemas.microsoft.com/office/word/2010/wordprocessingGroup" xmlns:wpi="http://schemas.microsoft.com/office/word/2010/wordprocessingInk" xmlns:wne="http://schemas.microsoft.com/office/word/2006/wordml" xmlns:wps="http://schemas.microsoft.com/office/word/2010/wordprocessingShape" mc:Ignorable="w14 w15 w16se w16cid w16 w16cex w16sdtdh w16sdtfl w16du wp14">
   <w:p>
     <w:pPr>
       <w:pStyle w:val="Header"/>
@@ -14020,7 +14022,7 @@
 </file>
 
 <file path=word/numbering.xml><?xml version="1.0" encoding="utf-8"?>
-<w:numbering xmlns:wpc="http://schemas.microsoft.com/office/word/2010/wordprocessingCanvas" xmlns:cx="http://schemas.microsoft.com/office/drawing/2014/chartex" xmlns:cx1="http://schemas.microsoft.com/office/drawing/2015/9/8/chartex" xmlns:cx2="http://schemas.microsoft.com/office/drawing/2015/10/21/chartex" xmlns:cx3="http://schemas.microsoft.com/office/drawing/2016/5/9/chartex" xmlns:cx4="http://schemas.microsoft.com/office/drawing/2016/5/10/chartex" xmlns:cx5="http://schemas.microsoft.com/office/drawing/2016/5/11/chartex" xmlns:cx6="http://schemas.microsoft.com/office/drawing/2016/5/12/chartex" xmlns:cx7="http://schemas.microsoft.com/office/drawing/2016/5/13/chartex" xmlns:cx8="http://schemas.microsoft.com/office/drawing/2016/5/14/chartex" xmlns:mc="http://schemas.openxmlformats.org/markup-compatibility/2006" xmlns:aink="http://schemas.microsoft.com/office/drawing/2016/ink" xmlns:am3d="http://schemas.microsoft.com/office/drawing/2017/model3d" xmlns:o="urn:schemas-microsoft-com:office:office" xmlns:oel="http://schemas.microsoft.com/office/2019/extlst" xmlns:r="http://schemas.openxmlformats.org/officeDocument/2006/relationships" xmlns:m="http://schemas.openxmlformats.org/officeDocument/2006/math" xmlns:v="urn:schemas-microsoft-com:vml" xmlns:wp14="http://schemas.microsoft.com/office/word/2010/wordprocessingDrawing" xmlns:wp="http://schemas.openxmlformats.org/drawingml/2006/wordprocessingDrawing" xmlns:w10="urn:schemas-microsoft-com:office:word" xmlns:w="http://schemas.openxmlformats.org/wordprocessingml/2006/main" xmlns:w14="http://schemas.microsoft.com/office/word/2010/wordml" xmlns:w15="http://schemas.microsoft.com/office/word/2012/wordml" xmlns:w16cex="http://schemas.microsoft.com/office/word/2018/wordml/cex" xmlns:w16cid="http://schemas.microsoft.com/office/word/2016/wordml/cid" xmlns:w16="http://schemas.microsoft.com/office/word/2018/wordml" xmlns:w16du="http://schemas.microsoft.com/office/word/2023/wordml/word16du" xmlns:w16sdtdh="http://schemas.microsoft.com/office/word/2020/wordml/sdtdatahash" xmlns:w16sdtfl="http://schemas.microsoft.com/office/word/2024/wordml/sdtformatlock" xmlns:w16se="http://schemas.microsoft.com/office/word/2015/wordml/symex" xmlns:wpg="http://schemas.microsoft.com/office/word/2010/wordprocessingGroup" xmlns:wpi="http://schemas.microsoft.com/office/word/2010/wordprocessingInk" xmlns:wne="http://schemas.microsoft.com/office/word/2006/wordml" xmlns:wps="http://schemas.microsoft.com/office/word/2010/wordprocessingShape" mc:Ignorable="w14 w15 w16se w16cid w16 w16cex w16sdtdh w16sdtfl w16du wp14">
+<w:numbering xmlns:wpc="http://schemas.microsoft.com/office/word/2010/wordprocessingCanvas" xmlns:cx="http://schemas.microsoft.com/office/drawing/2014/chartex" xmlns:cx1="http://schemas.microsoft.com/office/drawing/2015/9/8/chartex" xmlns:cx2="http://schemas.microsoft.com/office/drawing/2015/10/21/chartex" xmlns:cx3="http://schemas.microsoft.com/office/drawing/2016/5/9/chartex" xmlns:cx4="http://schemas.microsoft.com/office/drawing/2016/5/10/chartex" xmlns:cx5="http://schemas.microsoft.com/office/drawing/2016/5/11/chartex" xmlns:cx6="http://schemas.microsoft.com/office/drawing/2016/5/12/chartex" xmlns:cx7="http://schemas.microsoft.com/office/drawing/2016/5/13/chartex" xmlns:cx8="http://schemas.microsoft.com/office/drawing/2016/5/14/chartex" xmlns:mc="http://schemas.openxmlformats.org/markup-compatibility/2006" xmlns:aink="http://schemas.microsoft.com/office/drawing/2016/ink" xmlns:am3d="http://schemas.microsoft.com/office/drawing/2017/model3d" xmlns:o="urn:schemas-microsoft-com:office:office" xmlns:oel="http://schemas.microsoft.com/office/2019/extlst" xmlns:r="http://schemas.openxmlformats.org/officeDocument/2006/relationships" xmlns:m="http://schemas.openxmlformats.org/officeDocument/2006/math" xmlns:v="urn:schemas-microsoft-com:vml" xmlns:wp14="http://schemas.microsoft.com/office/word/2010/wordprocessingDrawing" xmlns:wp="http://schemas.openxmlformats.org/drawingml/2006/wordprocessingDrawing" xmlns:w10="urn:schemas-microsoft-com:office:word" xmlns:w="http://schemas.openxmlformats.org/wordprocessingml/2006/main" xmlns:w14="http://schemas.microsoft.com/office/word/2010/wordml" xmlns:w15="http://schemas.microsoft.com/office/word/2012/wordml" xmlns:w16cei="http://schemas.microsoft.com/office/word/2026/wordml/cei" xmlns:w16cex="http://schemas.microsoft.com/office/word/2018/wordml/cex" xmlns:w16cid="http://schemas.microsoft.com/office/word/2016/wordml/cid" xmlns:w16="http://schemas.microsoft.com/office/word/2018/wordml" xmlns:w16du="http://schemas.microsoft.com/office/word/2023/wordml/word16du" xmlns:w16sdtdh="http://schemas.microsoft.com/office/word/2020/wordml/sdtdatahash" xmlns:w16sdtfl="http://schemas.microsoft.com/office/word/2024/wordml/sdtformatlock" xmlns:w16se="http://schemas.microsoft.com/office/word/2015/wordml/symex" xmlns:wpg="http://schemas.microsoft.com/office/word/2010/wordprocessingGroup" xmlns:wpi="http://schemas.microsoft.com/office/word/2010/wordprocessingInk" xmlns:wne="http://schemas.microsoft.com/office/word/2006/wordml" xmlns:wps="http://schemas.microsoft.com/office/word/2010/wordprocessingShape" mc:Ignorable="w14 w15 w16se w16cid w16 w16cex w16sdtdh w16sdtfl w16du wp14">
   <w:abstractNum w:abstractNumId="0" w15:restartNumberingAfterBreak="0">
     <w:nsid w:val="01EE3F38"/>
     <w:multiLevelType w:val="hybridMultilevel"/>

--- a/HuongDan.docx
+++ b/HuongDan.docx
@@ -1,6 +1,6 @@
 
 <file path=word/document.xml><?xml version="1.0" encoding="utf-8"?>
-<w:document xmlns:wpc="http://schemas.microsoft.com/office/word/2010/wordprocessingCanvas" xmlns:cx="http://schemas.microsoft.com/office/drawing/2014/chartex" xmlns:cx1="http://schemas.microsoft.com/office/drawing/2015/9/8/chartex" xmlns:cx2="http://schemas.microsoft.com/office/drawing/2015/10/21/chartex" xmlns:cx3="http://schemas.microsoft.com/office/drawing/2016/5/9/chartex" xmlns:cx4="http://schemas.microsoft.com/office/drawing/2016/5/10/chartex" xmlns:cx5="http://schemas.microsoft.com/office/drawing/2016/5/11/chartex" xmlns:cx6="http://schemas.microsoft.com/office/drawing/2016/5/12/chartex" xmlns:cx7="http://schemas.microsoft.com/office/drawing/2016/5/13/chartex" xmlns:cx8="http://schemas.microsoft.com/office/drawing/2016/5/14/chartex" xmlns:mc="http://schemas.openxmlformats.org/markup-compatibility/2006" xmlns:aink="http://schemas.microsoft.com/office/drawing/2016/ink" xmlns:am3d="http://schemas.microsoft.com/office/drawing/2017/model3d" xmlns:o="urn:schemas-microsoft-com:office:office" xmlns:oel="http://schemas.microsoft.com/office/2019/extlst" xmlns:r="http://schemas.openxmlformats.org/officeDocument/2006/relationships" xmlns:m="http://schemas.openxmlformats.org/officeDocument/2006/math" xmlns:v="urn:schemas-microsoft-com:vml" xmlns:wp14="http://schemas.microsoft.com/office/word/2010/wordprocessingDrawing" xmlns:wp="http://schemas.openxmlformats.org/drawingml/2006/wordprocessingDrawing" xmlns:w10="urn:schemas-microsoft-com:office:word" xmlns:w="http://schemas.openxmlformats.org/wordprocessingml/2006/main" xmlns:w14="http://schemas.microsoft.com/office/word/2010/wordml" xmlns:w15="http://schemas.microsoft.com/office/word/2012/wordml" xmlns:w16cei="http://schemas.microsoft.com/office/word/2026/wordml/cei" xmlns:w16cex="http://schemas.microsoft.com/office/word/2018/wordml/cex" xmlns:w16cid="http://schemas.microsoft.com/office/word/2016/wordml/cid" xmlns:w16="http://schemas.microsoft.com/office/word/2018/wordml" xmlns:w16du="http://schemas.microsoft.com/office/word/2023/wordml/word16du" xmlns:w16sdtdh="http://schemas.microsoft.com/office/word/2020/wordml/sdtdatahash" xmlns:w16sdtfl="http://schemas.microsoft.com/office/word/2024/wordml/sdtformatlock" xmlns:w16se="http://schemas.microsoft.com/office/word/2015/wordml/symex" xmlns:wpg="http://schemas.microsoft.com/office/word/2010/wordprocessingGroup" xmlns:wpi="http://schemas.microsoft.com/office/word/2010/wordprocessingInk" xmlns:wne="http://schemas.microsoft.com/office/word/2006/wordml" xmlns:wps="http://schemas.microsoft.com/office/word/2010/wordprocessingShape" mc:Ignorable="w14 w15 w16se w16cid w16 w16cex w16sdtdh w16sdtfl w16du wp14">
+<w:document xmlns:wpc="http://schemas.microsoft.com/office/word/2010/wordprocessingCanvas" xmlns:cx="http://schemas.microsoft.com/office/drawing/2014/chartex" xmlns:cx1="http://schemas.microsoft.com/office/drawing/2015/9/8/chartex" xmlns:cx2="http://schemas.microsoft.com/office/drawing/2015/10/21/chartex" xmlns:cx3="http://schemas.microsoft.com/office/drawing/2016/5/9/chartex" xmlns:cx4="http://schemas.microsoft.com/office/drawing/2016/5/10/chartex" xmlns:cx5="http://schemas.microsoft.com/office/drawing/2016/5/11/chartex" xmlns:cx6="http://schemas.microsoft.com/office/drawing/2016/5/12/chartex" xmlns:cx7="http://schemas.microsoft.com/office/drawing/2016/5/13/chartex" xmlns:cx8="http://schemas.microsoft.com/office/drawing/2016/5/14/chartex" xmlns:mc="http://schemas.openxmlformats.org/markup-compatibility/2006" xmlns:aink="http://schemas.microsoft.com/office/drawing/2016/ink" xmlns:am3d="http://schemas.microsoft.com/office/drawing/2017/model3d" xmlns:o="urn:schemas-microsoft-com:office:office" xmlns:oel="http://schemas.microsoft.com/office/2019/extlst" xmlns:r="http://schemas.openxmlformats.org/officeDocument/2006/relationships" xmlns:m="http://schemas.openxmlformats.org/officeDocument/2006/math" xmlns:v="urn:schemas-microsoft-com:vml" xmlns:wp14="http://schemas.microsoft.com/office/word/2010/wordprocessingDrawing" xmlns:wp="http://schemas.openxmlformats.org/drawingml/2006/wordprocessingDrawing" xmlns:w10="urn:schemas-microsoft-com:office:word" xmlns:w="http://schemas.openxmlformats.org/wordprocessingml/2006/main" xmlns:w14="http://schemas.microsoft.com/office/word/2010/wordml" xmlns:w15="http://schemas.microsoft.com/office/word/2012/wordml" xmlns:w16cex="http://schemas.microsoft.com/office/word/2018/wordml/cex" xmlns:w16cid="http://schemas.microsoft.com/office/word/2016/wordml/cid" xmlns:w16="http://schemas.microsoft.com/office/word/2018/wordml" xmlns:w16du="http://schemas.microsoft.com/office/word/2023/wordml/word16du" xmlns:w16sdtdh="http://schemas.microsoft.com/office/word/2020/wordml/sdtdatahash" xmlns:w16sdtfl="http://schemas.microsoft.com/office/word/2024/wordml/sdtformatlock" xmlns:w16se="http://schemas.microsoft.com/office/word/2015/wordml/symex" xmlns:wpg="http://schemas.microsoft.com/office/word/2010/wordprocessingGroup" xmlns:wpi="http://schemas.microsoft.com/office/word/2010/wordprocessingInk" xmlns:wne="http://schemas.microsoft.com/office/word/2006/wordml" xmlns:wps="http://schemas.microsoft.com/office/word/2010/wordprocessingShape" mc:Ignorable="w14 w15 w16se w16cid w16 w16cex w16sdtdh w16sdtfl w16du wp14">
   <w:body>
     <w:p>
       <w:pPr>
@@ -133,7 +133,7 @@
               </wp:anchor>
             </w:drawing>
           </mc:Choice>
-          <mc:Fallback>
+          <mc:Fallback xmlns:w16cei="http://schemas.microsoft.com/office/word/2026/wordml/cei">
             <w:pict>
               <v:line w14:anchorId="4305DE87" id="Straight Connector 1" o:spid="_x0000_s1026" style="position:absolute;z-index:251659264;visibility:visible;mso-wrap-style:square;mso-wrap-distance-left:9pt;mso-wrap-distance-top:0;mso-wrap-distance-right:9pt;mso-wrap-distance-bottom:0;mso-position-horizontal:absolute;mso-position-horizontal-relative:text;mso-position-vertical:absolute;mso-position-vertical-relative:text" from="179.85pt,2pt" to="299.15pt,2pt" o:gfxdata="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" strokecolor="#156082 [3204]" strokeweight=".5pt">
                 <v:stroke joinstyle="miter"/>
@@ -5889,7 +5889,7 @@
           <w:bCs/>
           <w:lang w:val="pt-BR"/>
         </w:rPr>
-        <w:t>Thi đua năm 2026</w:t>
+        <w:t>Thi đua 2026</w:t>
       </w:r>
       <w:r>
         <w:rPr>
@@ -13922,7 +13922,7 @@
 </file>
 
 <file path=word/endnotes.xml><?xml version="1.0" encoding="utf-8"?>
-<w:endnotes xmlns:wpc="http://schemas.microsoft.com/office/word/2010/wordprocessingCanvas" xmlns:cx="http://schemas.microsoft.com/office/drawing/2014/chartex" xmlns:cx1="http://schemas.microsoft.com/office/drawing/2015/9/8/chartex" xmlns:cx2="http://schemas.microsoft.com/office/drawing/2015/10/21/chartex" xmlns:cx3="http://schemas.microsoft.com/office/drawing/2016/5/9/chartex" xmlns:cx4="http://schemas.microsoft.com/office/drawing/2016/5/10/chartex" xmlns:cx5="http://schemas.microsoft.com/office/drawing/2016/5/11/chartex" xmlns:cx6="http://schemas.microsoft.com/office/drawing/2016/5/12/chartex" xmlns:cx7="http://schemas.microsoft.com/office/drawing/2016/5/13/chartex" xmlns:cx8="http://schemas.microsoft.com/office/drawing/2016/5/14/chartex" xmlns:mc="http://schemas.openxmlformats.org/markup-compatibility/2006" xmlns:aink="http://schemas.microsoft.com/office/drawing/2016/ink" xmlns:am3d="http://schemas.microsoft.com/office/drawing/2017/model3d" xmlns:o="urn:schemas-microsoft-com:office:office" xmlns:oel="http://schemas.microsoft.com/office/2019/extlst" xmlns:r="http://schemas.openxmlformats.org/officeDocument/2006/relationships" xmlns:m="http://schemas.openxmlformats.org/officeDocument/2006/math" xmlns:v="urn:schemas-microsoft-com:vml" xmlns:wp14="http://schemas.microsoft.com/office/word/2010/wordprocessingDrawing" xmlns:wp="http://schemas.openxmlformats.org/drawingml/2006/wordprocessingDrawing" xmlns:w10="urn:schemas-microsoft-com:office:word" xmlns:w="http://schemas.openxmlformats.org/wordprocessingml/2006/main" xmlns:w14="http://schemas.microsoft.com/office/word/2010/wordml" xmlns:w15="http://schemas.microsoft.com/office/word/2012/wordml" xmlns:w16cei="http://schemas.microsoft.com/office/word/2026/wordml/cei" xmlns:w16cex="http://schemas.microsoft.com/office/word/2018/wordml/cex" xmlns:w16cid="http://schemas.microsoft.com/office/word/2016/wordml/cid" xmlns:w16="http://schemas.microsoft.com/office/word/2018/wordml" xmlns:w16du="http://schemas.microsoft.com/office/word/2023/wordml/word16du" xmlns:w16sdtdh="http://schemas.microsoft.com/office/word/2020/wordml/sdtdatahash" xmlns:w16sdtfl="http://schemas.microsoft.com/office/word/2024/wordml/sdtformatlock" xmlns:w16se="http://schemas.microsoft.com/office/word/2015/wordml/symex" xmlns:wpg="http://schemas.microsoft.com/office/word/2010/wordprocessingGroup" xmlns:wpi="http://schemas.microsoft.com/office/word/2010/wordprocessingInk" xmlns:wne="http://schemas.microsoft.com/office/word/2006/wordml" xmlns:wps="http://schemas.microsoft.com/office/word/2010/wordprocessingShape" mc:Ignorable="w14 w15 w16se w16cid w16 w16cex w16sdtdh w16sdtfl w16du wp14">
+<w:endnotes xmlns:wpc="http://schemas.microsoft.com/office/word/2010/wordprocessingCanvas" xmlns:cx="http://schemas.microsoft.com/office/drawing/2014/chartex" xmlns:cx1="http://schemas.microsoft.com/office/drawing/2015/9/8/chartex" xmlns:cx2="http://schemas.microsoft.com/office/drawing/2015/10/21/chartex" xmlns:cx3="http://schemas.microsoft.com/office/drawing/2016/5/9/chartex" xmlns:cx4="http://schemas.microsoft.com/office/drawing/2016/5/10/chartex" xmlns:cx5="http://schemas.microsoft.com/office/drawing/2016/5/11/chartex" xmlns:cx6="http://schemas.microsoft.com/office/drawing/2016/5/12/chartex" xmlns:cx7="http://schemas.microsoft.com/office/drawing/2016/5/13/chartex" xmlns:cx8="http://schemas.microsoft.com/office/drawing/2016/5/14/chartex" xmlns:mc="http://schemas.openxmlformats.org/markup-compatibility/2006" xmlns:aink="http://schemas.microsoft.com/office/drawing/2016/ink" xmlns:am3d="http://schemas.microsoft.com/office/drawing/2017/model3d" xmlns:o="urn:schemas-microsoft-com:office:office" xmlns:oel="http://schemas.microsoft.com/office/2019/extlst" xmlns:r="http://schemas.openxmlformats.org/officeDocument/2006/relationships" xmlns:m="http://schemas.openxmlformats.org/officeDocument/2006/math" xmlns:v="urn:schemas-microsoft-com:vml" xmlns:wp14="http://schemas.microsoft.com/office/word/2010/wordprocessingDrawing" xmlns:wp="http://schemas.openxmlformats.org/drawingml/2006/wordprocessingDrawing" xmlns:w10="urn:schemas-microsoft-com:office:word" xmlns:w="http://schemas.openxmlformats.org/wordprocessingml/2006/main" xmlns:w14="http://schemas.microsoft.com/office/word/2010/wordml" xmlns:w15="http://schemas.microsoft.com/office/word/2012/wordml" xmlns:w16cex="http://schemas.microsoft.com/office/word/2018/wordml/cex" xmlns:w16cid="http://schemas.microsoft.com/office/word/2016/wordml/cid" xmlns:w16="http://schemas.microsoft.com/office/word/2018/wordml" xmlns:w16du="http://schemas.microsoft.com/office/word/2023/wordml/word16du" xmlns:w16sdtdh="http://schemas.microsoft.com/office/word/2020/wordml/sdtdatahash" xmlns:w16sdtfl="http://schemas.microsoft.com/office/word/2024/wordml/sdtformatlock" xmlns:w16se="http://schemas.microsoft.com/office/word/2015/wordml/symex" xmlns:wpg="http://schemas.microsoft.com/office/word/2010/wordprocessingGroup" xmlns:wpi="http://schemas.microsoft.com/office/word/2010/wordprocessingInk" xmlns:wne="http://schemas.microsoft.com/office/word/2006/wordml" xmlns:wps="http://schemas.microsoft.com/office/word/2010/wordprocessingShape" mc:Ignorable="w14 w15 w16se w16cid w16 w16cex w16sdtdh w16sdtfl w16du wp14">
   <w:endnote w:type="separator" w:id="-1">
     <w:p>
       <w:pPr>
@@ -13947,7 +13947,7 @@
 </file>
 
 <file path=word/footnotes.xml><?xml version="1.0" encoding="utf-8"?>
-<w:footnotes xmlns:wpc="http://schemas.microsoft.com/office/word/2010/wordprocessingCanvas" xmlns:cx="http://schemas.microsoft.com/office/drawing/2014/chartex" xmlns:cx1="http://schemas.microsoft.com/office/drawing/2015/9/8/chartex" xmlns:cx2="http://schemas.microsoft.com/office/drawing/2015/10/21/chartex" xmlns:cx3="http://schemas.microsoft.com/office/drawing/2016/5/9/chartex" xmlns:cx4="http://schemas.microsoft.com/office/drawing/2016/5/10/chartex" xmlns:cx5="http://schemas.microsoft.com/office/drawing/2016/5/11/chartex" xmlns:cx6="http://schemas.microsoft.com/office/drawing/2016/5/12/chartex" xmlns:cx7="http://schemas.microsoft.com/office/drawing/2016/5/13/chartex" xmlns:cx8="http://schemas.microsoft.com/office/drawing/2016/5/14/chartex" xmlns:mc="http://schemas.openxmlformats.org/markup-compatibility/2006" xmlns:aink="http://schemas.microsoft.com/office/drawing/2016/ink" xmlns:am3d="http://schemas.microsoft.com/office/drawing/2017/model3d" xmlns:o="urn:schemas-microsoft-com:office:office" xmlns:oel="http://schemas.microsoft.com/office/2019/extlst" xmlns:r="http://schemas.openxmlformats.org/officeDocument/2006/relationships" xmlns:m="http://schemas.openxmlformats.org/officeDocument/2006/math" xmlns:v="urn:schemas-microsoft-com:vml" xmlns:wp14="http://schemas.microsoft.com/office/word/2010/wordprocessingDrawing" xmlns:wp="http://schemas.openxmlformats.org/drawingml/2006/wordprocessingDrawing" xmlns:w10="urn:schemas-microsoft-com:office:word" xmlns:w="http://schemas.openxmlformats.org/wordprocessingml/2006/main" xmlns:w14="http://schemas.microsoft.com/office/word/2010/wordml" xmlns:w15="http://schemas.microsoft.com/office/word/2012/wordml" xmlns:w16cei="http://schemas.microsoft.com/office/word/2026/wordml/cei" xmlns:w16cex="http://schemas.microsoft.com/office/word/2018/wordml/cex" xmlns:w16cid="http://schemas.microsoft.com/office/word/2016/wordml/cid" xmlns:w16="http://schemas.microsoft.com/office/word/2018/wordml" xmlns:w16du="http://schemas.microsoft.com/office/word/2023/wordml/word16du" xmlns:w16sdtdh="http://schemas.microsoft.com/office/word/2020/wordml/sdtdatahash" xmlns:w16sdtfl="http://schemas.microsoft.com/office/word/2024/wordml/sdtformatlock" xmlns:w16se="http://schemas.microsoft.com/office/word/2015/wordml/symex" xmlns:wpg="http://schemas.microsoft.com/office/word/2010/wordprocessingGroup" xmlns:wpi="http://schemas.microsoft.com/office/word/2010/wordprocessingInk" xmlns:wne="http://schemas.microsoft.com/office/word/2006/wordml" xmlns:wps="http://schemas.microsoft.com/office/word/2010/wordprocessingShape" mc:Ignorable="w14 w15 w16se w16cid w16 w16cex w16sdtdh w16sdtfl w16du wp14">
+<w:footnotes xmlns:wpc="http://schemas.microsoft.com/office/word/2010/wordprocessingCanvas" xmlns:cx="http://schemas.microsoft.com/office/drawing/2014/chartex" xmlns:cx1="http://schemas.microsoft.com/office/drawing/2015/9/8/chartex" xmlns:cx2="http://schemas.microsoft.com/office/drawing/2015/10/21/chartex" xmlns:cx3="http://schemas.microsoft.com/office/drawing/2016/5/9/chartex" xmlns:cx4="http://schemas.microsoft.com/office/drawing/2016/5/10/chartex" xmlns:cx5="http://schemas.microsoft.com/office/drawing/2016/5/11/chartex" xmlns:cx6="http://schemas.microsoft.com/office/drawing/2016/5/12/chartex" xmlns:cx7="http://schemas.microsoft.com/office/drawing/2016/5/13/chartex" xmlns:cx8="http://schemas.microsoft.com/office/drawing/2016/5/14/chartex" xmlns:mc="http://schemas.openxmlformats.org/markup-compatibility/2006" xmlns:aink="http://schemas.microsoft.com/office/drawing/2016/ink" xmlns:am3d="http://schemas.microsoft.com/office/drawing/2017/model3d" xmlns:o="urn:schemas-microsoft-com:office:office" xmlns:oel="http://schemas.microsoft.com/office/2019/extlst" xmlns:r="http://schemas.openxmlformats.org/officeDocument/2006/relationships" xmlns:m="http://schemas.openxmlformats.org/officeDocument/2006/math" xmlns:v="urn:schemas-microsoft-com:vml" xmlns:wp14="http://schemas.microsoft.com/office/word/2010/wordprocessingDrawing" xmlns:wp="http://schemas.openxmlformats.org/drawingml/2006/wordprocessingDrawing" xmlns:w10="urn:schemas-microsoft-com:office:word" xmlns:w="http://schemas.openxmlformats.org/wordprocessingml/2006/main" xmlns:w14="http://schemas.microsoft.com/office/word/2010/wordml" xmlns:w15="http://schemas.microsoft.com/office/word/2012/wordml" xmlns:w16cex="http://schemas.microsoft.com/office/word/2018/wordml/cex" xmlns:w16cid="http://schemas.microsoft.com/office/word/2016/wordml/cid" xmlns:w16="http://schemas.microsoft.com/office/word/2018/wordml" xmlns:w16du="http://schemas.microsoft.com/office/word/2023/wordml/word16du" xmlns:w16sdtdh="http://schemas.microsoft.com/office/word/2020/wordml/sdtdatahash" xmlns:w16sdtfl="http://schemas.microsoft.com/office/word/2024/wordml/sdtformatlock" xmlns:w16se="http://schemas.microsoft.com/office/word/2015/wordml/symex" xmlns:wpg="http://schemas.microsoft.com/office/word/2010/wordprocessingGroup" xmlns:wpi="http://schemas.microsoft.com/office/word/2010/wordprocessingInk" xmlns:wne="http://schemas.microsoft.com/office/word/2006/wordml" xmlns:wps="http://schemas.microsoft.com/office/word/2010/wordprocessingShape" mc:Ignorable="w14 w15 w16se w16cid w16 w16cex w16sdtdh w16sdtfl w16du wp14">
   <w:footnote w:type="separator" w:id="-1">
     <w:p>
       <w:pPr>
@@ -13972,7 +13972,7 @@
 </file>
 
 <file path=word/header1.xml><?xml version="1.0" encoding="utf-8"?>
-<w:hdr xmlns:wpc="http://schemas.microsoft.com/office/word/2010/wordprocessingCanvas" xmlns:cx="http://schemas.microsoft.com/office/drawing/2014/chartex" xmlns:cx1="http://schemas.microsoft.com/office/drawing/2015/9/8/chartex" xmlns:cx2="http://schemas.microsoft.com/office/drawing/2015/10/21/chartex" xmlns:cx3="http://schemas.microsoft.com/office/drawing/2016/5/9/chartex" xmlns:cx4="http://schemas.microsoft.com/office/drawing/2016/5/10/chartex" xmlns:cx5="http://schemas.microsoft.com/office/drawing/2016/5/11/chartex" xmlns:cx6="http://schemas.microsoft.com/office/drawing/2016/5/12/chartex" xmlns:cx7="http://schemas.microsoft.com/office/drawing/2016/5/13/chartex" xmlns:cx8="http://schemas.microsoft.com/office/drawing/2016/5/14/chartex" xmlns:mc="http://schemas.openxmlformats.org/markup-compatibility/2006" xmlns:aink="http://schemas.microsoft.com/office/drawing/2016/ink" xmlns:am3d="http://schemas.microsoft.com/office/drawing/2017/model3d" xmlns:o="urn:schemas-microsoft-com:office:office" xmlns:oel="http://schemas.microsoft.com/office/2019/extlst" xmlns:r="http://schemas.openxmlformats.org/officeDocument/2006/relationships" xmlns:m="http://schemas.openxmlformats.org/officeDocument/2006/math" xmlns:v="urn:schemas-microsoft-com:vml" xmlns:wp14="http://schemas.microsoft.com/office/word/2010/wordprocessingDrawing" xmlns:wp="http://schemas.openxmlformats.org/drawingml/2006/wordprocessingDrawing" xmlns:w10="urn:schemas-microsoft-com:office:word" xmlns:w="http://schemas.openxmlformats.org/wordprocessingml/2006/main" xmlns:w14="http://schemas.microsoft.com/office/word/2010/wordml" xmlns:w15="http://schemas.microsoft.com/office/word/2012/wordml" xmlns:w16cei="http://schemas.microsoft.com/office/word/2026/wordml/cei" xmlns:w16cex="http://schemas.microsoft.com/office/word/2018/wordml/cex" xmlns:w16cid="http://schemas.microsoft.com/office/word/2016/wordml/cid" xmlns:w16="http://schemas.microsoft.com/office/word/2018/wordml" xmlns:w16du="http://schemas.microsoft.com/office/word/2023/wordml/word16du" xmlns:w16sdtdh="http://schemas.microsoft.com/office/word/2020/wordml/sdtdatahash" xmlns:w16sdtfl="http://schemas.microsoft.com/office/word/2024/wordml/sdtformatlock" xmlns:w16se="http://schemas.microsoft.com/office/word/2015/wordml/symex" xmlns:wpg="http://schemas.microsoft.com/office/word/2010/wordprocessingGroup" xmlns:wpi="http://schemas.microsoft.com/office/word/2010/wordprocessingInk" xmlns:wne="http://schemas.microsoft.com/office/word/2006/wordml" xmlns:wps="http://schemas.microsoft.com/office/word/2010/wordprocessingShape" mc:Ignorable="w14 w15 w16se w16cid w16 w16cex w16sdtdh w16sdtfl w16du wp14">
+<w:hdr xmlns:wpc="http://schemas.microsoft.com/office/word/2010/wordprocessingCanvas" xmlns:cx="http://schemas.microsoft.com/office/drawing/2014/chartex" xmlns:cx1="http://schemas.microsoft.com/office/drawing/2015/9/8/chartex" xmlns:cx2="http://schemas.microsoft.com/office/drawing/2015/10/21/chartex" xmlns:cx3="http://schemas.microsoft.com/office/drawing/2016/5/9/chartex" xmlns:cx4="http://schemas.microsoft.com/office/drawing/2016/5/10/chartex" xmlns:cx5="http://schemas.microsoft.com/office/drawing/2016/5/11/chartex" xmlns:cx6="http://schemas.microsoft.com/office/drawing/2016/5/12/chartex" xmlns:cx7="http://schemas.microsoft.com/office/drawing/2016/5/13/chartex" xmlns:cx8="http://schemas.microsoft.com/office/drawing/2016/5/14/chartex" xmlns:mc="http://schemas.openxmlformats.org/markup-compatibility/2006" xmlns:aink="http://schemas.microsoft.com/office/drawing/2016/ink" xmlns:am3d="http://schemas.microsoft.com/office/drawing/2017/model3d" xmlns:o="urn:schemas-microsoft-com:office:office" xmlns:oel="http://schemas.microsoft.com/office/2019/extlst" xmlns:r="http://schemas.openxmlformats.org/officeDocument/2006/relationships" xmlns:m="http://schemas.openxmlformats.org/officeDocument/2006/math" xmlns:v="urn:schemas-microsoft-com:vml" xmlns:wp14="http://schemas.microsoft.com/office/word/2010/wordprocessingDrawing" xmlns:wp="http://schemas.openxmlformats.org/drawingml/2006/wordprocessingDrawing" xmlns:w10="urn:schemas-microsoft-com:office:word" xmlns:w="http://schemas.openxmlformats.org/wordprocessingml/2006/main" xmlns:w14="http://schemas.microsoft.com/office/word/2010/wordml" xmlns:w15="http://schemas.microsoft.com/office/word/2012/wordml" xmlns:w16cex="http://schemas.microsoft.com/office/word/2018/wordml/cex" xmlns:w16cid="http://schemas.microsoft.com/office/word/2016/wordml/cid" xmlns:w16="http://schemas.microsoft.com/office/word/2018/wordml" xmlns:w16du="http://schemas.microsoft.com/office/word/2023/wordml/word16du" xmlns:w16sdtdh="http://schemas.microsoft.com/office/word/2020/wordml/sdtdatahash" xmlns:w16sdtfl="http://schemas.microsoft.com/office/word/2024/wordml/sdtformatlock" xmlns:w16se="http://schemas.microsoft.com/office/word/2015/wordml/symex" xmlns:wpg="http://schemas.microsoft.com/office/word/2010/wordprocessingGroup" xmlns:wpi="http://schemas.microsoft.com/office/word/2010/wordprocessingInk" xmlns:wne="http://schemas.microsoft.com/office/word/2006/wordml" xmlns:wps="http://schemas.microsoft.com/office/word/2010/wordprocessingShape" mc:Ignorable="w14 w15 w16se w16cid w16 w16cex w16sdtdh w16sdtfl w16du wp14">
   <w:p>
     <w:pPr>
       <w:pStyle w:val="Header"/>
@@ -14022,7 +14022,7 @@
 </file>
 
 <file path=word/numbering.xml><?xml version="1.0" encoding="utf-8"?>
-<w:numbering xmlns:wpc="http://schemas.microsoft.com/office/word/2010/wordprocessingCanvas" xmlns:cx="http://schemas.microsoft.com/office/drawing/2014/chartex" xmlns:cx1="http://schemas.microsoft.com/office/drawing/2015/9/8/chartex" xmlns:cx2="http://schemas.microsoft.com/office/drawing/2015/10/21/chartex" xmlns:cx3="http://schemas.microsoft.com/office/drawing/2016/5/9/chartex" xmlns:cx4="http://schemas.microsoft.com/office/drawing/2016/5/10/chartex" xmlns:cx5="http://schemas.microsoft.com/office/drawing/2016/5/11/chartex" xmlns:cx6="http://schemas.microsoft.com/office/drawing/2016/5/12/chartex" xmlns:cx7="http://schemas.microsoft.com/office/drawing/2016/5/13/chartex" xmlns:cx8="http://schemas.microsoft.com/office/drawing/2016/5/14/chartex" xmlns:mc="http://schemas.openxmlformats.org/markup-compatibility/2006" xmlns:aink="http://schemas.microsoft.com/office/drawing/2016/ink" xmlns:am3d="http://schemas.microsoft.com/office/drawing/2017/model3d" xmlns:o="urn:schemas-microsoft-com:office:office" xmlns:oel="http://schemas.microsoft.com/office/2019/extlst" xmlns:r="http://schemas.openxmlformats.org/officeDocument/2006/relationships" xmlns:m="http://schemas.openxmlformats.org/officeDocument/2006/math" xmlns:v="urn:schemas-microsoft-com:vml" xmlns:wp14="http://schemas.microsoft.com/office/word/2010/wordprocessingDrawing" xmlns:wp="http://schemas.openxmlformats.org/drawingml/2006/wordprocessingDrawing" xmlns:w10="urn:schemas-microsoft-com:office:word" xmlns:w="http://schemas.openxmlformats.org/wordprocessingml/2006/main" xmlns:w14="http://schemas.microsoft.com/office/word/2010/wordml" xmlns:w15="http://schemas.microsoft.com/office/word/2012/wordml" xmlns:w16cei="http://schemas.microsoft.com/office/word/2026/wordml/cei" xmlns:w16cex="http://schemas.microsoft.com/office/word/2018/wordml/cex" xmlns:w16cid="http://schemas.microsoft.com/office/word/2016/wordml/cid" xmlns:w16="http://schemas.microsoft.com/office/word/2018/wordml" xmlns:w16du="http://schemas.microsoft.com/office/word/2023/wordml/word16du" xmlns:w16sdtdh="http://schemas.microsoft.com/office/word/2020/wordml/sdtdatahash" xmlns:w16sdtfl="http://schemas.microsoft.com/office/word/2024/wordml/sdtformatlock" xmlns:w16se="http://schemas.microsoft.com/office/word/2015/wordml/symex" xmlns:wpg="http://schemas.microsoft.com/office/word/2010/wordprocessingGroup" xmlns:wpi="http://schemas.microsoft.com/office/word/2010/wordprocessingInk" xmlns:wne="http://schemas.microsoft.com/office/word/2006/wordml" xmlns:wps="http://schemas.microsoft.com/office/word/2010/wordprocessingShape" mc:Ignorable="w14 w15 w16se w16cid w16 w16cex w16sdtdh w16sdtfl w16du wp14">
+<w:numbering xmlns:wpc="http://schemas.microsoft.com/office/word/2010/wordprocessingCanvas" xmlns:cx="http://schemas.microsoft.com/office/drawing/2014/chartex" xmlns:cx1="http://schemas.microsoft.com/office/drawing/2015/9/8/chartex" xmlns:cx2="http://schemas.microsoft.com/office/drawing/2015/10/21/chartex" xmlns:cx3="http://schemas.microsoft.com/office/drawing/2016/5/9/chartex" xmlns:cx4="http://schemas.microsoft.com/office/drawing/2016/5/10/chartex" xmlns:cx5="http://schemas.microsoft.com/office/drawing/2016/5/11/chartex" xmlns:cx6="http://schemas.microsoft.com/office/drawing/2016/5/12/chartex" xmlns:cx7="http://schemas.microsoft.com/office/drawing/2016/5/13/chartex" xmlns:cx8="http://schemas.microsoft.com/office/drawing/2016/5/14/chartex" xmlns:mc="http://schemas.openxmlformats.org/markup-compatibility/2006" xmlns:aink="http://schemas.microsoft.com/office/drawing/2016/ink" xmlns:am3d="http://schemas.microsoft.com/office/drawing/2017/model3d" xmlns:o="urn:schemas-microsoft-com:office:office" xmlns:oel="http://schemas.microsoft.com/office/2019/extlst" xmlns:r="http://schemas.openxmlformats.org/officeDocument/2006/relationships" xmlns:m="http://schemas.openxmlformats.org/officeDocument/2006/math" xmlns:v="urn:schemas-microsoft-com:vml" xmlns:wp14="http://schemas.microsoft.com/office/word/2010/wordprocessingDrawing" xmlns:wp="http://schemas.openxmlformats.org/drawingml/2006/wordprocessingDrawing" xmlns:w10="urn:schemas-microsoft-com:office:word" xmlns:w="http://schemas.openxmlformats.org/wordprocessingml/2006/main" xmlns:w14="http://schemas.microsoft.com/office/word/2010/wordml" xmlns:w15="http://schemas.microsoft.com/office/word/2012/wordml" xmlns:w16cex="http://schemas.microsoft.com/office/word/2018/wordml/cex" xmlns:w16cid="http://schemas.microsoft.com/office/word/2016/wordml/cid" xmlns:w16="http://schemas.microsoft.com/office/word/2018/wordml" xmlns:w16du="http://schemas.microsoft.com/office/word/2023/wordml/word16du" xmlns:w16sdtdh="http://schemas.microsoft.com/office/word/2020/wordml/sdtdatahash" xmlns:w16sdtfl="http://schemas.microsoft.com/office/word/2024/wordml/sdtformatlock" xmlns:w16se="http://schemas.microsoft.com/office/word/2015/wordml/symex" xmlns:wpg="http://schemas.microsoft.com/office/word/2010/wordprocessingGroup" xmlns:wpi="http://schemas.microsoft.com/office/word/2010/wordprocessingInk" xmlns:wne="http://schemas.microsoft.com/office/word/2006/wordml" xmlns:wps="http://schemas.microsoft.com/office/word/2010/wordprocessingShape" mc:Ignorable="w14 w15 w16se w16cid w16 w16cex w16sdtdh w16sdtfl w16du wp14">
   <w:abstractNum w:abstractNumId="0" w15:restartNumberingAfterBreak="0">
     <w:nsid w:val="01EE3F38"/>
     <w:multiLevelType w:val="hybridMultilevel"/>

--- a/HuongDan.docx
+++ b/HuongDan.docx
@@ -335,7 +335,7 @@
                 <w:noProof/>
                 <w:webHidden/>
               </w:rPr>
-              <w:t>4</w:t>
+              <w:t>5</w:t>
             </w:r>
             <w:r>
               <w:rPr>
@@ -406,7 +406,7 @@
                 <w:noProof/>
                 <w:webHidden/>
               </w:rPr>
-              <w:t>4</w:t>
+              <w:t>5</w:t>
             </w:r>
             <w:r>
               <w:rPr>
@@ -548,7 +548,7 @@
                 <w:noProof/>
                 <w:webHidden/>
               </w:rPr>
-              <w:t>6</w:t>
+              <w:t>7</w:t>
             </w:r>
             <w:r>
               <w:rPr>
@@ -619,7 +619,7 @@
                 <w:noProof/>
                 <w:webHidden/>
               </w:rPr>
-              <w:t>6</w:t>
+              <w:t>9</w:t>
             </w:r>
             <w:r>
               <w:rPr>
@@ -690,7 +690,7 @@
                 <w:noProof/>
                 <w:webHidden/>
               </w:rPr>
-              <w:t>8</w:t>
+              <w:t>10</w:t>
             </w:r>
             <w:r>
               <w:rPr>
@@ -770,7 +770,7 @@
                 <w:noProof/>
                 <w:webHidden/>
               </w:rPr>
-              <w:t>8</w:t>
+              <w:t>11</w:t>
             </w:r>
             <w:r>
               <w:rPr>
@@ -850,7 +850,7 @@
                 <w:noProof/>
                 <w:webHidden/>
               </w:rPr>
-              <w:t>8</w:t>
+              <w:t>11</w:t>
             </w:r>
             <w:r>
               <w:rPr>
@@ -930,7 +930,7 @@
                 <w:noProof/>
                 <w:webHidden/>
               </w:rPr>
-              <w:t>8</w:t>
+              <w:t>11</w:t>
             </w:r>
             <w:r>
               <w:rPr>
@@ -1010,7 +1010,7 @@
                 <w:noProof/>
                 <w:webHidden/>
               </w:rPr>
-              <w:t>8</w:t>
+              <w:t>11</w:t>
             </w:r>
             <w:r>
               <w:rPr>
@@ -1081,7 +1081,7 @@
                 <w:noProof/>
                 <w:webHidden/>
               </w:rPr>
-              <w:t>8</w:t>
+              <w:t>11</w:t>
             </w:r>
             <w:r>
               <w:rPr>
@@ -1152,7 +1152,7 @@
                 <w:noProof/>
                 <w:webHidden/>
               </w:rPr>
-              <w:t>9</w:t>
+              <w:t>12</w:t>
             </w:r>
             <w:r>
               <w:rPr>
@@ -1223,7 +1223,7 @@
                 <w:noProof/>
                 <w:webHidden/>
               </w:rPr>
-              <w:t>9</w:t>
+              <w:t>12</w:t>
             </w:r>
             <w:r>
               <w:rPr>
@@ -1294,7 +1294,7 @@
                 <w:noProof/>
                 <w:webHidden/>
               </w:rPr>
-              <w:t>9</w:t>
+              <w:t>12</w:t>
             </w:r>
             <w:r>
               <w:rPr>
@@ -1365,7 +1365,7 @@
                 <w:noProof/>
                 <w:webHidden/>
               </w:rPr>
-              <w:t>10</w:t>
+              <w:t>13</w:t>
             </w:r>
             <w:r>
               <w:rPr>
@@ -1436,7 +1436,7 @@
                 <w:noProof/>
                 <w:webHidden/>
               </w:rPr>
-              <w:t>11</w:t>
+              <w:t>14</w:t>
             </w:r>
             <w:r>
               <w:rPr>
@@ -1507,7 +1507,7 @@
                 <w:noProof/>
                 <w:webHidden/>
               </w:rPr>
-              <w:t>11</w:t>
+              <w:t>14</w:t>
             </w:r>
             <w:r>
               <w:rPr>
@@ -1578,7 +1578,7 @@
                 <w:noProof/>
                 <w:webHidden/>
               </w:rPr>
-              <w:t>12</w:t>
+              <w:t>15</w:t>
             </w:r>
             <w:r>
               <w:rPr>
@@ -1649,7 +1649,7 @@
                 <w:noProof/>
                 <w:webHidden/>
               </w:rPr>
-              <w:t>12</w:t>
+              <w:t>15</w:t>
             </w:r>
             <w:r>
               <w:rPr>
@@ -1720,7 +1720,7 @@
                 <w:noProof/>
                 <w:webHidden/>
               </w:rPr>
-              <w:t>12</w:t>
+              <w:t>15</w:t>
             </w:r>
             <w:r>
               <w:rPr>
@@ -1791,7 +1791,7 @@
                 <w:noProof/>
                 <w:webHidden/>
               </w:rPr>
-              <w:t>14</w:t>
+              <w:t>17</w:t>
             </w:r>
             <w:r>
               <w:rPr>
@@ -1862,7 +1862,7 @@
                 <w:noProof/>
                 <w:webHidden/>
               </w:rPr>
-              <w:t>14</w:t>
+              <w:t>17</w:t>
             </w:r>
             <w:r>
               <w:rPr>
@@ -1933,7 +1933,7 @@
                 <w:noProof/>
                 <w:webHidden/>
               </w:rPr>
-              <w:t>15</w:t>
+              <w:t>18</w:t>
             </w:r>
             <w:r>
               <w:rPr>
@@ -2004,7 +2004,7 @@
                 <w:noProof/>
                 <w:webHidden/>
               </w:rPr>
-              <w:t>15</w:t>
+              <w:t>18</w:t>
             </w:r>
             <w:r>
               <w:rPr>
@@ -2075,7 +2075,7 @@
                 <w:noProof/>
                 <w:webHidden/>
               </w:rPr>
-              <w:t>15</w:t>
+              <w:t>18</w:t>
             </w:r>
             <w:r>
               <w:rPr>
@@ -2146,7 +2146,7 @@
                 <w:noProof/>
                 <w:webHidden/>
               </w:rPr>
-              <w:t>16</w:t>
+              <w:t>19</w:t>
             </w:r>
             <w:r>
               <w:rPr>
@@ -2217,7 +2217,7 @@
                 <w:noProof/>
                 <w:webHidden/>
               </w:rPr>
-              <w:t>16</w:t>
+              <w:t>19</w:t>
             </w:r>
             <w:r>
               <w:rPr>
@@ -2288,7 +2288,7 @@
                 <w:noProof/>
                 <w:webHidden/>
               </w:rPr>
-              <w:t>16</w:t>
+              <w:t>19</w:t>
             </w:r>
             <w:r>
               <w:rPr>
@@ -2359,7 +2359,7 @@
                 <w:noProof/>
                 <w:webHidden/>
               </w:rPr>
-              <w:t>17</w:t>
+              <w:t>20</w:t>
             </w:r>
             <w:r>
               <w:rPr>
@@ -2430,7 +2430,7 @@
                 <w:noProof/>
                 <w:webHidden/>
               </w:rPr>
-              <w:t>18</w:t>
+              <w:t>21</w:t>
             </w:r>
             <w:r>
               <w:rPr>
@@ -2501,7 +2501,7 @@
                 <w:noProof/>
                 <w:webHidden/>
               </w:rPr>
-              <w:t>18</w:t>
+              <w:t>21</w:t>
             </w:r>
             <w:r>
               <w:rPr>
@@ -2572,7 +2572,7 @@
                 <w:noProof/>
                 <w:webHidden/>
               </w:rPr>
-              <w:t>19</w:t>
+              <w:t>22</w:t>
             </w:r>
             <w:r>
               <w:rPr>
@@ -2643,7 +2643,7 @@
                 <w:noProof/>
                 <w:webHidden/>
               </w:rPr>
-              <w:t>20</w:t>
+              <w:t>23</w:t>
             </w:r>
             <w:r>
               <w:rPr>
@@ -2714,7 +2714,7 @@
                 <w:noProof/>
                 <w:webHidden/>
               </w:rPr>
-              <w:t>20</w:t>
+              <w:t>23</w:t>
             </w:r>
             <w:r>
               <w:rPr>
@@ -2785,7 +2785,7 @@
                 <w:noProof/>
                 <w:webHidden/>
               </w:rPr>
-              <w:t>21</w:t>
+              <w:t>24</w:t>
             </w:r>
             <w:r>
               <w:rPr>
@@ -2856,7 +2856,7 @@
                 <w:noProof/>
                 <w:webHidden/>
               </w:rPr>
-              <w:t>21</w:t>
+              <w:t>24</w:t>
             </w:r>
             <w:r>
               <w:rPr>
@@ -2927,7 +2927,7 @@
                 <w:noProof/>
                 <w:webHidden/>
               </w:rPr>
-              <w:t>23</w:t>
+              <w:t>26</w:t>
             </w:r>
             <w:r>
               <w:rPr>
@@ -2998,7 +2998,7 @@
                 <w:noProof/>
                 <w:webHidden/>
               </w:rPr>
-              <w:t>23</w:t>
+              <w:t>26</w:t>
             </w:r>
             <w:r>
               <w:rPr>
@@ -3069,7 +3069,7 @@
                 <w:noProof/>
                 <w:webHidden/>
               </w:rPr>
-              <w:t>23</w:t>
+              <w:t>26</w:t>
             </w:r>
             <w:r>
               <w:rPr>
@@ -3140,7 +3140,7 @@
                 <w:noProof/>
                 <w:webHidden/>
               </w:rPr>
-              <w:t>26</w:t>
+              <w:t>29</w:t>
             </w:r>
             <w:r>
               <w:rPr>
@@ -3211,7 +3211,7 @@
                 <w:noProof/>
                 <w:webHidden/>
               </w:rPr>
-              <w:t>27</w:t>
+              <w:t>30</w:t>
             </w:r>
             <w:r>
               <w:rPr>
@@ -3283,7 +3283,7 @@
                 <w:noProof/>
                 <w:webHidden/>
               </w:rPr>
-              <w:t>27</w:t>
+              <w:t>30</w:t>
             </w:r>
             <w:r>
               <w:rPr>
@@ -3355,7 +3355,7 @@
                 <w:noProof/>
                 <w:webHidden/>
               </w:rPr>
-              <w:t>27</w:t>
+              <w:t>30</w:t>
             </w:r>
             <w:r>
               <w:rPr>
@@ -3427,7 +3427,7 @@
                 <w:noProof/>
                 <w:webHidden/>
               </w:rPr>
-              <w:t>27</w:t>
+              <w:t>30</w:t>
             </w:r>
             <w:r>
               <w:rPr>
@@ -3499,7 +3499,7 @@
                 <w:noProof/>
                 <w:webHidden/>
               </w:rPr>
-              <w:t>27</w:t>
+              <w:t>30</w:t>
             </w:r>
             <w:r>
               <w:rPr>
@@ -3571,7 +3571,7 @@
                 <w:noProof/>
                 <w:webHidden/>
               </w:rPr>
-              <w:t>27</w:t>
+              <w:t>30</w:t>
             </w:r>
             <w:r>
               <w:rPr>
@@ -3643,7 +3643,7 @@
                 <w:noProof/>
                 <w:webHidden/>
               </w:rPr>
-              <w:t>27</w:t>
+              <w:t>30</w:t>
             </w:r>
             <w:r>
               <w:rPr>
@@ -3893,7 +3893,7 @@
             <w:noProof/>
             <w:webHidden/>
           </w:rPr>
-          <w:t>4</w:t>
+          <w:t>5</w:t>
         </w:r>
         <w:r>
           <w:rPr>
@@ -3964,7 +3964,7 @@
             <w:noProof/>
             <w:webHidden/>
           </w:rPr>
-          <w:t>5</w:t>
+          <w:t>6</w:t>
         </w:r>
         <w:r>
           <w:rPr>
@@ -4035,7 +4035,7 @@
             <w:noProof/>
             <w:webHidden/>
           </w:rPr>
-          <w:t>6</w:t>
+          <w:t>8</w:t>
         </w:r>
         <w:r>
           <w:rPr>
@@ -4106,7 +4106,7 @@
             <w:noProof/>
             <w:webHidden/>
           </w:rPr>
-          <w:t>7</w:t>
+          <w:t>9</w:t>
         </w:r>
         <w:r>
           <w:rPr>
@@ -4177,7 +4177,7 @@
             <w:noProof/>
             <w:webHidden/>
           </w:rPr>
-          <w:t>7</w:t>
+          <w:t>10</w:t>
         </w:r>
         <w:r>
           <w:rPr>
@@ -4248,7 +4248,7 @@
             <w:noProof/>
             <w:webHidden/>
           </w:rPr>
-          <w:t>8</w:t>
+          <w:t>11</w:t>
         </w:r>
         <w:r>
           <w:rPr>
@@ -4319,7 +4319,7 @@
             <w:noProof/>
             <w:webHidden/>
           </w:rPr>
-          <w:t>9</w:t>
+          <w:t>12</w:t>
         </w:r>
         <w:r>
           <w:rPr>
@@ -4390,7 +4390,7 @@
             <w:noProof/>
             <w:webHidden/>
           </w:rPr>
-          <w:t>10</w:t>
+          <w:t>13</w:t>
         </w:r>
         <w:r>
           <w:rPr>
@@ -4461,7 +4461,7 @@
             <w:noProof/>
             <w:webHidden/>
           </w:rPr>
-          <w:t>11</w:t>
+          <w:t>14</w:t>
         </w:r>
         <w:r>
           <w:rPr>
@@ -4532,7 +4532,7 @@
             <w:noProof/>
             <w:webHidden/>
           </w:rPr>
-          <w:t>11</w:t>
+          <w:t>14</w:t>
         </w:r>
         <w:r>
           <w:rPr>
@@ -4603,7 +4603,7 @@
             <w:noProof/>
             <w:webHidden/>
           </w:rPr>
-          <w:t>11</w:t>
+          <w:t>14</w:t>
         </w:r>
         <w:r>
           <w:rPr>
@@ -4674,7 +4674,7 @@
             <w:noProof/>
             <w:webHidden/>
           </w:rPr>
-          <w:t>12</w:t>
+          <w:t>15</w:t>
         </w:r>
         <w:r>
           <w:rPr>
@@ -4745,7 +4745,7 @@
             <w:noProof/>
             <w:webHidden/>
           </w:rPr>
-          <w:t>12</w:t>
+          <w:t>15</w:t>
         </w:r>
         <w:r>
           <w:rPr>
@@ -4816,7 +4816,7 @@
             <w:noProof/>
             <w:webHidden/>
           </w:rPr>
-          <w:t>13</w:t>
+          <w:t>16</w:t>
         </w:r>
         <w:r>
           <w:rPr>
@@ -4887,7 +4887,7 @@
             <w:noProof/>
             <w:webHidden/>
           </w:rPr>
-          <w:t>13</w:t>
+          <w:t>16</w:t>
         </w:r>
         <w:r>
           <w:rPr>
@@ -4958,7 +4958,7 @@
             <w:noProof/>
             <w:webHidden/>
           </w:rPr>
-          <w:t>14</w:t>
+          <w:t>17</w:t>
         </w:r>
         <w:r>
           <w:rPr>
@@ -5029,7 +5029,7 @@
             <w:noProof/>
             <w:webHidden/>
           </w:rPr>
-          <w:t>14</w:t>
+          <w:t>17</w:t>
         </w:r>
         <w:r>
           <w:rPr>
@@ -5100,7 +5100,7 @@
             <w:noProof/>
             <w:webHidden/>
           </w:rPr>
-          <w:t>15</w:t>
+          <w:t>18</w:t>
         </w:r>
         <w:r>
           <w:rPr>
@@ -5171,7 +5171,7 @@
             <w:noProof/>
             <w:webHidden/>
           </w:rPr>
-          <w:t>16</w:t>
+          <w:t>19</w:t>
         </w:r>
         <w:r>
           <w:rPr>
@@ -5242,7 +5242,7 @@
             <w:noProof/>
             <w:webHidden/>
           </w:rPr>
-          <w:t>17</w:t>
+          <w:t>20</w:t>
         </w:r>
         <w:r>
           <w:rPr>
@@ -5313,7 +5313,7 @@
             <w:noProof/>
             <w:webHidden/>
           </w:rPr>
-          <w:t>18</w:t>
+          <w:t>21</w:t>
         </w:r>
         <w:r>
           <w:rPr>
@@ -5384,7 +5384,7 @@
             <w:noProof/>
             <w:webHidden/>
           </w:rPr>
-          <w:t>20</w:t>
+          <w:t>23</w:t>
         </w:r>
         <w:r>
           <w:rPr>
@@ -5455,7 +5455,7 @@
             <w:noProof/>
             <w:webHidden/>
           </w:rPr>
-          <w:t>20</w:t>
+          <w:t>23</w:t>
         </w:r>
         <w:r>
           <w:rPr>
@@ -5526,7 +5526,7 @@
             <w:noProof/>
             <w:webHidden/>
           </w:rPr>
-          <w:t>21</w:t>
+          <w:t>24</w:t>
         </w:r>
         <w:r>
           <w:rPr>
@@ -5597,7 +5597,7 @@
             <w:noProof/>
             <w:webHidden/>
           </w:rPr>
-          <w:t>21</w:t>
+          <w:t>24</w:t>
         </w:r>
         <w:r>
           <w:rPr>
@@ -5668,7 +5668,7 @@
             <w:noProof/>
             <w:webHidden/>
           </w:rPr>
-          <w:t>23</w:t>
+          <w:t>26</w:t>
         </w:r>
         <w:r>
           <w:rPr>
@@ -5739,7 +5739,7 @@
             <w:noProof/>
             <w:webHidden/>
           </w:rPr>
-          <w:t>24</w:t>
+          <w:t>27</w:t>
         </w:r>
         <w:r>
           <w:rPr>
@@ -5810,7 +5810,7 @@
             <w:noProof/>
             <w:webHidden/>
           </w:rPr>
-          <w:t>26</w:t>
+          <w:t>29</w:t>
         </w:r>
         <w:r>
           <w:rPr>
@@ -6326,6 +6326,7 @@
         <w:rPr>
           <w:lang w:val="pt-BR"/>
         </w:rPr>
+        <w:lastRenderedPageBreak/>
         <w:t>I. ĐĂNG KÝ TÀI KHOẢN &amp; ĐĂNG NHẬP</w:t>
       </w:r>
       <w:bookmarkEnd w:id="2"/>
@@ -6350,17 +6351,11 @@
         <w:jc w:val="center"/>
       </w:pPr>
       <w:r>
-        <w:rPr>
-          <w:b/>
-          <w:bCs/>
-          <w:noProof/>
-          <w:color w:val="0070C0"/>
-        </w:rPr>
         <w:drawing>
-          <wp:inline distT="0" distB="0" distL="0" distR="0" wp14:anchorId="467FA5C4" wp14:editId="06B8D0F3">
-            <wp:extent cx="3791130" cy="1639824"/>
-            <wp:effectExtent l="152400" t="152400" r="361950" b="360680"/>
-            <wp:docPr id="1032915508" name="Picture 1"/>
+          <wp:inline distT="0" distB="0" distL="0" distR="0" wp14:anchorId="6F503303" wp14:editId="6C0D54DE">
+            <wp:extent cx="5186487" cy="3791447"/>
+            <wp:effectExtent l="152400" t="152400" r="357505" b="361950"/>
+            <wp:docPr id="687739878" name="Picture 1"/>
             <wp:cNvGraphicFramePr>
               <a:graphicFrameLocks xmlns:a="http://schemas.openxmlformats.org/drawingml/2006/main" noChangeAspect="1"/>
             </wp:cNvGraphicFramePr>
@@ -6368,7 +6363,7 @@
               <a:graphicData uri="http://schemas.openxmlformats.org/drawingml/2006/picture">
                 <pic:pic xmlns:pic="http://schemas.openxmlformats.org/drawingml/2006/picture">
                   <pic:nvPicPr>
-                    <pic:cNvPr id="1032915508" name=""/>
+                    <pic:cNvPr id="687739878" name=""/>
                     <pic:cNvPicPr/>
                   </pic:nvPicPr>
                   <pic:blipFill>
@@ -6380,7 +6375,7 @@
                   <pic:spPr>
                     <a:xfrm>
                       <a:off x="0" y="0"/>
-                      <a:ext cx="3811066" cy="1648447"/>
+                      <a:ext cx="5191652" cy="3795222"/>
                     </a:xfrm>
                     <a:prstGeom prst="rect">
                       <a:avLst/>
@@ -6634,7 +6629,6 @@
           <w:iCs/>
           <w:color w:val="auto"/>
         </w:rPr>
-        <w:lastRenderedPageBreak/>
         <w:t xml:space="preserve">- </w:t>
       </w:r>
       <w:r>
@@ -6756,17 +6750,12 @@
         <w:jc w:val="center"/>
       </w:pPr>
       <w:r>
-        <w:rPr>
-          <w:b/>
-          <w:bCs/>
-          <w:noProof/>
-          <w:color w:val="0070C0"/>
-        </w:rPr>
+        <w:lastRenderedPageBreak/>
         <w:drawing>
-          <wp:inline distT="0" distB="0" distL="0" distR="0" wp14:anchorId="161851A6" wp14:editId="3C5FE1D5">
-            <wp:extent cx="3905250" cy="2037524"/>
-            <wp:effectExtent l="152400" t="152400" r="361950" b="363220"/>
-            <wp:docPr id="1532190813" name="Picture 1"/>
+          <wp:inline distT="0" distB="0" distL="0" distR="0" wp14:anchorId="5567CAE5" wp14:editId="2EBC0616">
+            <wp:extent cx="4419600" cy="3274303"/>
+            <wp:effectExtent l="152400" t="152400" r="361950" b="364490"/>
+            <wp:docPr id="1648475132" name="Picture 1"/>
             <wp:cNvGraphicFramePr>
               <a:graphicFrameLocks xmlns:a="http://schemas.openxmlformats.org/drawingml/2006/main" noChangeAspect="1"/>
             </wp:cNvGraphicFramePr>
@@ -6774,7 +6763,7 @@
               <a:graphicData uri="http://schemas.openxmlformats.org/drawingml/2006/picture">
                 <pic:pic xmlns:pic="http://schemas.openxmlformats.org/drawingml/2006/picture">
                   <pic:nvPicPr>
-                    <pic:cNvPr id="1532190813" name=""/>
+                    <pic:cNvPr id="1648475132" name=""/>
                     <pic:cNvPicPr/>
                   </pic:nvPicPr>
                   <pic:blipFill>
@@ -6786,7 +6775,7 @@
                   <pic:spPr>
                     <a:xfrm>
                       <a:off x="0" y="0"/>
-                      <a:ext cx="4056425" cy="2116398"/>
+                      <a:ext cx="4424343" cy="3277817"/>
                     </a:xfrm>
                     <a:prstGeom prst="rect">
                       <a:avLst/>
@@ -6892,27 +6881,44 @@
           <w:iCs/>
           <w:color w:val="auto"/>
         </w:rPr>
-        <w:t>(Bên trái màn hình)</w:t>
-      </w:r>
-    </w:p>
-    <w:p>
-      <w:pPr>
-        <w:keepNext/>
-        <w:spacing w:before="120" w:after="120"/>
-        <w:ind w:hanging="1134"/>
-        <w:jc w:val="center"/>
-      </w:pPr>
-      <w:r>
-        <w:rPr>
-          <w:rFonts w:cs="Times New Roman"/>
-          <w:noProof/>
-          <w:szCs w:val="28"/>
-        </w:rPr>
+        <w:t>(Bên trái màn hình</w:t>
+      </w:r>
+      <w:r>
+        <w:rPr>
+          <w:b/>
+          <w:bCs/>
+          <w:i/>
+          <w:iCs/>
+          <w:color w:val="auto"/>
+        </w:rPr>
+        <w:t>)</w:t>
+      </w:r>
+    </w:p>
+    <w:p>
+      <w:pPr>
+        <w:spacing w:after="0"/>
+        <w:rPr>
+          <w:b/>
+          <w:bCs/>
+          <w:i/>
+          <w:iCs/>
+          <w:color w:val="auto"/>
+        </w:rPr>
+      </w:pPr>
+      <w:r>
         <w:drawing>
-          <wp:inline distT="0" distB="0" distL="0" distR="0" wp14:anchorId="79ABA1FB" wp14:editId="3CDEE8B0">
-            <wp:extent cx="6538302" cy="3482340"/>
-            <wp:effectExtent l="152400" t="152400" r="358140" b="365760"/>
-            <wp:docPr id="1973111273" name="Picture 1"/>
+          <wp:anchor distT="0" distB="0" distL="114300" distR="114300" simplePos="0" relativeHeight="251660288" behindDoc="0" locked="0" layoutInCell="1" allowOverlap="1" wp14:anchorId="144CB569" wp14:editId="33D077B0">
+            <wp:simplePos x="0" y="0"/>
+            <wp:positionH relativeFrom="column">
+              <wp:posOffset>-101600</wp:posOffset>
+            </wp:positionH>
+            <wp:positionV relativeFrom="paragraph">
+              <wp:posOffset>223520</wp:posOffset>
+            </wp:positionV>
+            <wp:extent cx="5939790" cy="3151505"/>
+            <wp:effectExtent l="152400" t="152400" r="365760" b="353695"/>
+            <wp:wrapNone/>
+            <wp:docPr id="1480798514" name="Picture 1"/>
             <wp:cNvGraphicFramePr>
               <a:graphicFrameLocks xmlns:a="http://schemas.openxmlformats.org/drawingml/2006/main" noChangeAspect="1"/>
             </wp:cNvGraphicFramePr>
@@ -6920,11 +6926,17 @@
               <a:graphicData uri="http://schemas.openxmlformats.org/drawingml/2006/picture">
                 <pic:pic xmlns:pic="http://schemas.openxmlformats.org/drawingml/2006/picture">
                   <pic:nvPicPr>
-                    <pic:cNvPr id="1973111273" name=""/>
+                    <pic:cNvPr id="1480798514" name=""/>
                     <pic:cNvPicPr/>
                   </pic:nvPicPr>
                   <pic:blipFill>
-                    <a:blip r:embed="rId11"/>
+                    <a:blip r:embed="rId11" cstate="print">
+                      <a:extLst>
+                        <a:ext uri="{28A0092B-C50C-407E-A947-70E740481C1C}">
+                          <a14:useLocalDpi xmlns:a14="http://schemas.microsoft.com/office/drawing/2010/main" val="0"/>
+                        </a:ext>
+                      </a:extLst>
+                    </a:blip>
                     <a:stretch>
                       <a:fillRect/>
                     </a:stretch>
@@ -6932,7 +6944,7 @@
                   <pic:spPr>
                     <a:xfrm>
                       <a:off x="0" y="0"/>
-                      <a:ext cx="6544305" cy="3485537"/>
+                      <a:ext cx="5939790" cy="3151505"/>
                     </a:xfrm>
                     <a:prstGeom prst="rect">
                       <a:avLst/>
@@ -6951,30 +6963,429 @@
                 </pic:pic>
               </a:graphicData>
             </a:graphic>
-          </wp:inline>
+          </wp:anchor>
         </w:drawing>
       </w:r>
     </w:p>
     <w:p>
       <w:pPr>
+        <w:spacing w:after="0"/>
+        <w:rPr>
+          <w:b/>
+          <w:bCs/>
+          <w:i/>
+          <w:iCs/>
+          <w:color w:val="auto"/>
+        </w:rPr>
+      </w:pPr>
+    </w:p>
+    <w:p>
+      <w:pPr>
         <w:pStyle w:val="Caption"/>
       </w:pPr>
       <w:bookmarkStart w:id="8" w:name="_Toc230460060"/>
+    </w:p>
+    <w:p>
+      <w:pPr>
+        <w:pStyle w:val="Caption"/>
+      </w:pPr>
+    </w:p>
+    <w:p>
+      <w:pPr>
+        <w:pStyle w:val="Caption"/>
+      </w:pPr>
+    </w:p>
+    <w:p>
+      <w:pPr>
+        <w:pStyle w:val="Caption"/>
+      </w:pPr>
+    </w:p>
+    <w:p>
+      <w:pPr>
+        <w:pStyle w:val="Caption"/>
+      </w:pPr>
+    </w:p>
+    <w:p>
+      <w:pPr>
+        <w:pStyle w:val="Caption"/>
+      </w:pPr>
+    </w:p>
+    <w:p>
+      <w:pPr>
+        <w:pStyle w:val="Caption"/>
+      </w:pPr>
+    </w:p>
+    <w:p>
+      <w:pPr>
+        <w:pStyle w:val="Caption"/>
+      </w:pPr>
+    </w:p>
+    <w:p>
+      <w:pPr>
+        <w:pStyle w:val="Caption"/>
+      </w:pPr>
+    </w:p>
+    <w:p>
+      <w:pPr>
+        <w:pStyle w:val="Caption"/>
+      </w:pPr>
+    </w:p>
+    <w:p>
+      <w:pPr>
+        <w:pStyle w:val="Caption"/>
+      </w:pPr>
+    </w:p>
+    <w:p>
+      <w:pPr>
+        <w:pStyle w:val="Caption"/>
+      </w:pPr>
+      <w:r>
+        <w:t>Tab1</w:t>
+      </w:r>
+    </w:p>
+    <w:p>
+      <w:pPr>
+        <w:pStyle w:val="Caption"/>
+      </w:pPr>
+      <w:r>
+        <w:drawing>
+          <wp:anchor distT="0" distB="0" distL="114300" distR="114300" simplePos="0" relativeHeight="251663360" behindDoc="0" locked="0" layoutInCell="1" allowOverlap="1" wp14:anchorId="40338C09" wp14:editId="2E601951">
+            <wp:simplePos x="0" y="0"/>
+            <wp:positionH relativeFrom="column">
+              <wp:posOffset>-103016</wp:posOffset>
+            </wp:positionH>
+            <wp:positionV relativeFrom="paragraph">
+              <wp:posOffset>113721</wp:posOffset>
+            </wp:positionV>
+            <wp:extent cx="5939790" cy="3157855"/>
+            <wp:effectExtent l="152400" t="152400" r="365760" b="366395"/>
+            <wp:wrapNone/>
+            <wp:docPr id="1254738246" name="Picture 1"/>
+            <wp:cNvGraphicFramePr>
+              <a:graphicFrameLocks xmlns:a="http://schemas.openxmlformats.org/drawingml/2006/main" noChangeAspect="1"/>
+            </wp:cNvGraphicFramePr>
+            <a:graphic xmlns:a="http://schemas.openxmlformats.org/drawingml/2006/main">
+              <a:graphicData uri="http://schemas.openxmlformats.org/drawingml/2006/picture">
+                <pic:pic xmlns:pic="http://schemas.openxmlformats.org/drawingml/2006/picture">
+                  <pic:nvPicPr>
+                    <pic:cNvPr id="1254738246" name=""/>
+                    <pic:cNvPicPr/>
+                  </pic:nvPicPr>
+                  <pic:blipFill>
+                    <a:blip r:embed="rId12" cstate="print">
+                      <a:extLst>
+                        <a:ext uri="{28A0092B-C50C-407E-A947-70E740481C1C}">
+                          <a14:useLocalDpi xmlns:a14="http://schemas.microsoft.com/office/drawing/2010/main" val="0"/>
+                        </a:ext>
+                      </a:extLst>
+                    </a:blip>
+                    <a:stretch>
+                      <a:fillRect/>
+                    </a:stretch>
+                  </pic:blipFill>
+                  <pic:spPr>
+                    <a:xfrm>
+                      <a:off x="0" y="0"/>
+                      <a:ext cx="5939790" cy="3157855"/>
+                    </a:xfrm>
+                    <a:prstGeom prst="rect">
+                      <a:avLst/>
+                    </a:prstGeom>
+                    <a:ln>
+                      <a:noFill/>
+                    </a:ln>
+                    <a:effectLst>
+                      <a:outerShdw blurRad="292100" dist="139700" dir="2700000" algn="tl" rotWithShape="0">
+                        <a:srgbClr val="333333">
+                          <a:alpha val="65000"/>
+                        </a:srgbClr>
+                      </a:outerShdw>
+                    </a:effectLst>
+                  </pic:spPr>
+                </pic:pic>
+              </a:graphicData>
+            </a:graphic>
+          </wp:anchor>
+        </w:drawing>
+      </w:r>
+    </w:p>
+    <w:p>
+      <w:pPr>
+        <w:pStyle w:val="Caption"/>
+      </w:pPr>
+    </w:p>
+    <w:p>
+      <w:pPr>
+        <w:pStyle w:val="Caption"/>
+      </w:pPr>
+    </w:p>
+    <w:p>
+      <w:pPr>
+        <w:pStyle w:val="Caption"/>
+      </w:pPr>
+    </w:p>
+    <w:p>
+      <w:pPr>
+        <w:pStyle w:val="Caption"/>
+      </w:pPr>
+    </w:p>
+    <w:p>
+      <w:pPr>
+        <w:pStyle w:val="Caption"/>
+      </w:pPr>
+    </w:p>
+    <w:p>
+      <w:pPr>
+        <w:pStyle w:val="Caption"/>
+      </w:pPr>
+    </w:p>
+    <w:p>
+      <w:pPr>
+        <w:pStyle w:val="Caption"/>
+      </w:pPr>
+    </w:p>
+    <w:p>
+      <w:pPr>
+        <w:pStyle w:val="Caption"/>
+      </w:pPr>
+    </w:p>
+    <w:p>
+      <w:pPr>
+        <w:pStyle w:val="Caption"/>
+      </w:pPr>
+    </w:p>
+    <w:p>
+      <w:pPr>
+        <w:pStyle w:val="Caption"/>
+      </w:pPr>
+    </w:p>
+    <w:p/>
+    <w:p>
+      <w:pPr>
+        <w:jc w:val="center"/>
+        <w:rPr>
+          <w:i/>
+          <w:iCs/>
+        </w:rPr>
+      </w:pPr>
+      <w:r>
+        <w:rPr>
+          <w:i/>
+          <w:iCs/>
+        </w:rPr>
+        <w:t>Tab2</w:t>
+      </w:r>
+    </w:p>
+    <w:p/>
+    <w:p>
+      <w:r>
+        <w:lastRenderedPageBreak/>
+        <w:drawing>
+          <wp:anchor distT="0" distB="0" distL="114300" distR="114300" simplePos="0" relativeHeight="251661312" behindDoc="0" locked="0" layoutInCell="1" allowOverlap="1" wp14:anchorId="2439A026" wp14:editId="558A35E4">
+            <wp:simplePos x="0" y="0"/>
+            <wp:positionH relativeFrom="column">
+              <wp:posOffset>-199745</wp:posOffset>
+            </wp:positionH>
+            <wp:positionV relativeFrom="paragraph">
+              <wp:posOffset>-110276</wp:posOffset>
+            </wp:positionV>
+            <wp:extent cx="5939790" cy="3145155"/>
+            <wp:effectExtent l="0" t="0" r="3810" b="0"/>
+            <wp:wrapNone/>
+            <wp:docPr id="1770568646" name="Picture 1"/>
+            <wp:cNvGraphicFramePr>
+              <a:graphicFrameLocks xmlns:a="http://schemas.openxmlformats.org/drawingml/2006/main" noChangeAspect="1"/>
+            </wp:cNvGraphicFramePr>
+            <a:graphic xmlns:a="http://schemas.openxmlformats.org/drawingml/2006/main">
+              <a:graphicData uri="http://schemas.openxmlformats.org/drawingml/2006/picture">
+                <pic:pic xmlns:pic="http://schemas.openxmlformats.org/drawingml/2006/picture">
+                  <pic:nvPicPr>
+                    <pic:cNvPr id="1770568646" name=""/>
+                    <pic:cNvPicPr/>
+                  </pic:nvPicPr>
+                  <pic:blipFill>
+                    <a:blip r:embed="rId13" cstate="print">
+                      <a:extLst>
+                        <a:ext uri="{28A0092B-C50C-407E-A947-70E740481C1C}">
+                          <a14:useLocalDpi xmlns:a14="http://schemas.microsoft.com/office/drawing/2010/main" val="0"/>
+                        </a:ext>
+                      </a:extLst>
+                    </a:blip>
+                    <a:stretch>
+                      <a:fillRect/>
+                    </a:stretch>
+                  </pic:blipFill>
+                  <pic:spPr>
+                    <a:xfrm>
+                      <a:off x="0" y="0"/>
+                      <a:ext cx="5939790" cy="3145155"/>
+                    </a:xfrm>
+                    <a:prstGeom prst="rect">
+                      <a:avLst/>
+                    </a:prstGeom>
+                  </pic:spPr>
+                </pic:pic>
+              </a:graphicData>
+            </a:graphic>
+          </wp:anchor>
+        </w:drawing>
+      </w:r>
+    </w:p>
+    <w:p>
+      <w:pPr>
+        <w:pStyle w:val="Caption"/>
+      </w:pPr>
+    </w:p>
+    <w:p>
+      <w:pPr>
+        <w:pStyle w:val="Caption"/>
+      </w:pPr>
+    </w:p>
+    <w:p>
+      <w:pPr>
+        <w:pStyle w:val="Caption"/>
+      </w:pPr>
+    </w:p>
+    <w:p>
+      <w:pPr>
+        <w:pStyle w:val="Caption"/>
+      </w:pPr>
+    </w:p>
+    <w:p>
+      <w:pPr>
+        <w:pStyle w:val="Caption"/>
+      </w:pPr>
+    </w:p>
+    <w:p>
+      <w:pPr>
+        <w:pStyle w:val="Caption"/>
+      </w:pPr>
+    </w:p>
+    <w:p>
+      <w:pPr>
+        <w:pStyle w:val="Caption"/>
+      </w:pPr>
+    </w:p>
+    <w:p>
+      <w:pPr>
+        <w:pStyle w:val="Caption"/>
+      </w:pPr>
+    </w:p>
+    <w:p>
+      <w:pPr>
+        <w:pStyle w:val="Caption"/>
+      </w:pPr>
+    </w:p>
+    <w:p>
+      <w:pPr>
+        <w:pStyle w:val="Caption"/>
+      </w:pPr>
+    </w:p>
+    <w:p>
+      <w:pPr>
+        <w:pStyle w:val="Caption"/>
+      </w:pPr>
+      <w:r>
+        <w:drawing>
+          <wp:anchor distT="0" distB="0" distL="114300" distR="114300" simplePos="0" relativeHeight="251662336" behindDoc="0" locked="0" layoutInCell="1" allowOverlap="1" wp14:anchorId="49449587" wp14:editId="4F360719">
+            <wp:simplePos x="0" y="0"/>
+            <wp:positionH relativeFrom="column">
+              <wp:posOffset>-55740</wp:posOffset>
+            </wp:positionH>
+            <wp:positionV relativeFrom="paragraph">
+              <wp:posOffset>252300</wp:posOffset>
+            </wp:positionV>
+            <wp:extent cx="5939790" cy="3145155"/>
+            <wp:effectExtent l="0" t="0" r="3810" b="0"/>
+            <wp:wrapNone/>
+            <wp:docPr id="1020824189" name="Picture 1"/>
+            <wp:cNvGraphicFramePr>
+              <a:graphicFrameLocks xmlns:a="http://schemas.openxmlformats.org/drawingml/2006/main" noChangeAspect="1"/>
+            </wp:cNvGraphicFramePr>
+            <a:graphic xmlns:a="http://schemas.openxmlformats.org/drawingml/2006/main">
+              <a:graphicData uri="http://schemas.openxmlformats.org/drawingml/2006/picture">
+                <pic:pic xmlns:pic="http://schemas.openxmlformats.org/drawingml/2006/picture">
+                  <pic:nvPicPr>
+                    <pic:cNvPr id="1020824189" name=""/>
+                    <pic:cNvPicPr/>
+                  </pic:nvPicPr>
+                  <pic:blipFill>
+                    <a:blip r:embed="rId14" cstate="print">
+                      <a:extLst>
+                        <a:ext uri="{28A0092B-C50C-407E-A947-70E740481C1C}">
+                          <a14:useLocalDpi xmlns:a14="http://schemas.microsoft.com/office/drawing/2010/main" val="0"/>
+                        </a:ext>
+                      </a:extLst>
+                    </a:blip>
+                    <a:stretch>
+                      <a:fillRect/>
+                    </a:stretch>
+                  </pic:blipFill>
+                  <pic:spPr>
+                    <a:xfrm>
+                      <a:off x="0" y="0"/>
+                      <a:ext cx="5939790" cy="3145155"/>
+                    </a:xfrm>
+                    <a:prstGeom prst="rect">
+                      <a:avLst/>
+                    </a:prstGeom>
+                  </pic:spPr>
+                </pic:pic>
+              </a:graphicData>
+            </a:graphic>
+          </wp:anchor>
+        </w:drawing>
+      </w:r>
+      <w:r>
+        <w:t>Tab3</w:t>
+      </w:r>
+    </w:p>
+    <w:p>
+      <w:pPr>
+        <w:pStyle w:val="Caption"/>
+      </w:pPr>
+    </w:p>
+    <w:p/>
+    <w:p/>
+    <w:p/>
+    <w:p/>
+    <w:p/>
+    <w:p/>
+    <w:p/>
+    <w:p/>
+    <w:p>
+      <w:pPr>
+        <w:jc w:val="center"/>
+        <w:rPr>
+          <w:i/>
+          <w:iCs/>
+        </w:rPr>
+      </w:pPr>
+      <w:r>
+        <w:rPr>
+          <w:i/>
+          <w:iCs/>
+        </w:rPr>
+        <w:t>Tab4</w:t>
+      </w:r>
+    </w:p>
+    <w:p>
+      <w:pPr>
+        <w:pStyle w:val="Caption"/>
+      </w:pPr>
       <w:r>
         <w:t xml:space="preserve">Hình </w:t>
       </w:r>
-      <w:fldSimple w:instr=" SEQ Hình \* ARABIC ">
-        <w:r>
-          <w:rPr>
-            <w:noProof/>
-          </w:rPr>
-          <w:t>4</w:t>
-        </w:r>
-      </w:fldSimple>
+      <w:r>
+        <w:t>4</w:t>
+      </w:r>
       <w:r>
         <w:t>. Thiết lập thông số</w:t>
       </w:r>
       <w:bookmarkEnd w:id="8"/>
+      <w:r>
+        <w:t xml:space="preserve"> (Gồm 4 ảnh Tab)</w:t>
+      </w:r>
     </w:p>
     <w:p>
       <w:pPr>
@@ -7051,7 +7462,7 @@
                     <pic:cNvPicPr/>
                   </pic:nvPicPr>
                   <pic:blipFill>
-                    <a:blip r:embed="rId12"/>
+                    <a:blip r:embed="rId15"/>
                     <a:stretch>
                       <a:fillRect/>
                     </a:stretch>
@@ -7090,16 +7501,12 @@
         <w:jc w:val="center"/>
       </w:pPr>
       <w:r>
-        <w:rPr>
-          <w:noProof/>
-          <w:color w:val="auto"/>
-        </w:rPr>
         <w:lastRenderedPageBreak/>
         <w:drawing>
-          <wp:inline distT="0" distB="0" distL="0" distR="0" wp14:anchorId="5945A9B3" wp14:editId="5B570007">
-            <wp:extent cx="4254500" cy="2434418"/>
-            <wp:effectExtent l="152400" t="152400" r="355600" b="366395"/>
-            <wp:docPr id="1187296272" name="Picture 1"/>
+          <wp:inline distT="0" distB="0" distL="0" distR="0" wp14:anchorId="02004C3C" wp14:editId="7468A4F4">
+            <wp:extent cx="3811424" cy="2816803"/>
+            <wp:effectExtent l="152400" t="152400" r="360680" b="365125"/>
+            <wp:docPr id="1046738668" name="Picture 1"/>
             <wp:cNvGraphicFramePr>
               <a:graphicFrameLocks xmlns:a="http://schemas.openxmlformats.org/drawingml/2006/main" noChangeAspect="1"/>
             </wp:cNvGraphicFramePr>
@@ -7107,20 +7514,19 @@
               <a:graphicData uri="http://schemas.openxmlformats.org/drawingml/2006/picture">
                 <pic:pic xmlns:pic="http://schemas.openxmlformats.org/drawingml/2006/picture">
                   <pic:nvPicPr>
-                    <pic:cNvPr id="1187296272" name=""/>
+                    <pic:cNvPr id="1046738668" name=""/>
                     <pic:cNvPicPr/>
                   </pic:nvPicPr>
-                  <pic:blipFill rotWithShape="1">
-                    <a:blip r:embed="rId13"/>
-                    <a:srcRect r="791" b="878"/>
+                  <pic:blipFill>
+                    <a:blip r:embed="rId16"/>
                     <a:stretch>
                       <a:fillRect/>
                     </a:stretch>
                   </pic:blipFill>
-                  <pic:spPr bwMode="auto">
+                  <pic:spPr>
                     <a:xfrm>
                       <a:off x="0" y="0"/>
-                      <a:ext cx="4254500" cy="2434418"/>
+                      <a:ext cx="3818211" cy="2821819"/>
                     </a:xfrm>
                     <a:prstGeom prst="rect">
                       <a:avLst/>
@@ -7135,11 +7541,6 @@
                         </a:srgbClr>
                       </a:outerShdw>
                     </a:effectLst>
-                    <a:extLst>
-                      <a:ext uri="{53640926-AAD7-44D8-BBD7-CCE9431645EC}">
-                        <a14:shadowObscured xmlns:a14="http://schemas.microsoft.com/office/drawing/2010/main"/>
-                      </a:ext>
-                    </a:extLst>
                   </pic:spPr>
                 </pic:pic>
               </a:graphicData>
@@ -7228,7 +7629,7 @@
                     <pic:cNvPicPr/>
                   </pic:nvPicPr>
                   <pic:blipFill>
-                    <a:blip r:embed="rId14"/>
+                    <a:blip r:embed="rId17"/>
                     <a:stretch>
                       <a:fillRect/>
                     </a:stretch>
@@ -7289,7 +7690,7 @@
                     <pic:cNvPicPr/>
                   </pic:nvPicPr>
                   <pic:blipFill rotWithShape="1">
-                    <a:blip r:embed="rId15"/>
+                    <a:blip r:embed="rId18"/>
                     <a:srcRect l="642"/>
                     <a:stretch>
                       <a:fillRect/>
@@ -7476,17 +7877,11 @@
         <w:jc w:val="center"/>
       </w:pPr>
       <w:r>
-        <w:rPr>
-          <w:b/>
-          <w:bCs/>
-          <w:noProof/>
-          <w:color w:val="auto"/>
-        </w:rPr>
         <w:drawing>
-          <wp:inline distT="0" distB="0" distL="0" distR="0" wp14:anchorId="69B214A3" wp14:editId="2A20916B">
-            <wp:extent cx="6385560" cy="3009146"/>
-            <wp:effectExtent l="152400" t="152400" r="358140" b="363220"/>
-            <wp:docPr id="1260651492" name="Picture 1"/>
+          <wp:inline distT="0" distB="0" distL="0" distR="0" wp14:anchorId="6D084C34" wp14:editId="03967DD0">
+            <wp:extent cx="5939790" cy="3145155"/>
+            <wp:effectExtent l="152400" t="152400" r="365760" b="360045"/>
+            <wp:docPr id="1045458834" name="Picture 1"/>
             <wp:cNvGraphicFramePr>
               <a:graphicFrameLocks xmlns:a="http://schemas.openxmlformats.org/drawingml/2006/main" noChangeAspect="1"/>
             </wp:cNvGraphicFramePr>
@@ -7494,11 +7889,11 @@
               <a:graphicData uri="http://schemas.openxmlformats.org/drawingml/2006/picture">
                 <pic:pic xmlns:pic="http://schemas.openxmlformats.org/drawingml/2006/picture">
                   <pic:nvPicPr>
-                    <pic:cNvPr id="1260651492" name=""/>
+                    <pic:cNvPr id="1045458834" name=""/>
                     <pic:cNvPicPr/>
                   </pic:nvPicPr>
                   <pic:blipFill>
-                    <a:blip r:embed="rId16"/>
+                    <a:blip r:embed="rId19"/>
                     <a:stretch>
                       <a:fillRect/>
                     </a:stretch>
@@ -7506,7 +7901,7 @@
                   <pic:spPr>
                     <a:xfrm>
                       <a:off x="0" y="0"/>
-                      <a:ext cx="6404271" cy="3017964"/>
+                      <a:ext cx="5939790" cy="3145155"/>
                     </a:xfrm>
                     <a:prstGeom prst="rect">
                       <a:avLst/>
@@ -7663,7 +8058,21 @@
         <w:rPr>
           <w:color w:val="auto"/>
         </w:rPr>
-        <w:t xml:space="preserve"> (Tương ứng với 2 dòng trong Cell file excel.</w:t>
+        <w:t xml:space="preserve"> (Tương ứng với 2 dòng trong Cell file </w:t>
+      </w:r>
+      <w:proofErr w:type="gramStart"/>
+      <w:r>
+        <w:rPr>
+          <w:color w:val="auto"/>
+        </w:rPr>
+        <w:t>excel</w:t>
+      </w:r>
+      <w:proofErr w:type="gramEnd"/>
+      <w:r>
+        <w:rPr>
+          <w:color w:val="auto"/>
+        </w:rPr>
+        <w:t>.</w:t>
       </w:r>
     </w:p>
     <w:p>
@@ -7908,15 +8317,14 @@
         <w:rPr>
           <w:b/>
           <w:bCs/>
-          <w:noProof/>
           <w:color w:val="auto"/>
         </w:rPr>
         <w:lastRenderedPageBreak/>
         <w:drawing>
-          <wp:inline distT="0" distB="0" distL="0" distR="0" wp14:anchorId="35F57687" wp14:editId="03D17549">
-            <wp:extent cx="6598920" cy="2388705"/>
-            <wp:effectExtent l="152400" t="152400" r="354330" b="354965"/>
-            <wp:docPr id="1671905561" name="Picture 1"/>
+          <wp:inline distT="0" distB="0" distL="0" distR="0" wp14:anchorId="6F81D236" wp14:editId="0B484562">
+            <wp:extent cx="5939790" cy="3107690"/>
+            <wp:effectExtent l="152400" t="152400" r="365760" b="359410"/>
+            <wp:docPr id="1738681346" name="Picture 1"/>
             <wp:cNvGraphicFramePr>
               <a:graphicFrameLocks xmlns:a="http://schemas.openxmlformats.org/drawingml/2006/main" noChangeAspect="1"/>
             </wp:cNvGraphicFramePr>
@@ -7924,11 +8332,11 @@
               <a:graphicData uri="http://schemas.openxmlformats.org/drawingml/2006/picture">
                 <pic:pic xmlns:pic="http://schemas.openxmlformats.org/drawingml/2006/picture">
                   <pic:nvPicPr>
-                    <pic:cNvPr id="1671905561" name=""/>
+                    <pic:cNvPr id="1738681346" name=""/>
                     <pic:cNvPicPr/>
                   </pic:nvPicPr>
                   <pic:blipFill>
-                    <a:blip r:embed="rId17"/>
+                    <a:blip r:embed="rId20"/>
                     <a:stretch>
                       <a:fillRect/>
                     </a:stretch>
@@ -7936,7 +8344,7 @@
                   <pic:spPr>
                     <a:xfrm>
                       <a:off x="0" y="0"/>
-                      <a:ext cx="6613459" cy="2393968"/>
+                      <a:ext cx="5939790" cy="3107690"/>
                     </a:xfrm>
                     <a:prstGeom prst="rect">
                       <a:avLst/>
@@ -7961,13 +8369,6 @@
     </w:p>
     <w:p>
       <w:pPr>
-        <w:keepNext/>
-        <w:spacing w:after="0"/>
-        <w:jc w:val="center"/>
-      </w:pPr>
-    </w:p>
-    <w:p>
-      <w:pPr>
         <w:pStyle w:val="Caption"/>
         <w:rPr>
           <w:b/>
@@ -8201,6 +8602,7 @@
       </w:pPr>
       <w:bookmarkStart w:id="23" w:name="_Toc230459964"/>
       <w:r>
+        <w:lastRenderedPageBreak/>
         <w:t>4</w:t>
       </w:r>
       <w:r>
@@ -8262,7 +8664,6 @@
           <w:bCs/>
           <w:color w:val="auto"/>
         </w:rPr>
-        <w:lastRenderedPageBreak/>
         <w:t xml:space="preserve">- </w:t>
       </w:r>
       <w:r>
@@ -8404,21 +8805,20 @@
     <w:p>
       <w:pPr>
         <w:spacing w:after="0"/>
-        <w:ind w:hanging="1134"/>
-        <w:rPr>
-          <w:color w:val="auto"/>
-        </w:rPr>
-      </w:pPr>
-      <w:r>
-        <w:rPr>
-          <w:noProof/>
+        <w:ind w:hanging="567"/>
+        <w:rPr>
+          <w:color w:val="auto"/>
+        </w:rPr>
+      </w:pPr>
+      <w:r>
+        <w:rPr>
           <w:color w:val="auto"/>
         </w:rPr>
         <w:drawing>
-          <wp:inline distT="0" distB="0" distL="0" distR="0" wp14:anchorId="2712BC9B" wp14:editId="6F06331D">
-            <wp:extent cx="6719762" cy="3200400"/>
-            <wp:effectExtent l="152400" t="152400" r="367030" b="361950"/>
-            <wp:docPr id="775851" name="Picture 1"/>
+          <wp:inline distT="0" distB="0" distL="0" distR="0" wp14:anchorId="62E4FBD4" wp14:editId="45160BF2">
+            <wp:extent cx="5939790" cy="2799715"/>
+            <wp:effectExtent l="152400" t="152400" r="365760" b="362585"/>
+            <wp:docPr id="653442294" name="Picture 1"/>
             <wp:cNvGraphicFramePr>
               <a:graphicFrameLocks xmlns:a="http://schemas.openxmlformats.org/drawingml/2006/main" noChangeAspect="1"/>
             </wp:cNvGraphicFramePr>
@@ -8426,11 +8826,11 @@
               <a:graphicData uri="http://schemas.openxmlformats.org/drawingml/2006/picture">
                 <pic:pic xmlns:pic="http://schemas.openxmlformats.org/drawingml/2006/picture">
                   <pic:nvPicPr>
-                    <pic:cNvPr id="775851" name=""/>
+                    <pic:cNvPr id="653442294" name=""/>
                     <pic:cNvPicPr/>
                   </pic:nvPicPr>
                   <pic:blipFill>
-                    <a:blip r:embed="rId18"/>
+                    <a:blip r:embed="rId21"/>
                     <a:stretch>
                       <a:fillRect/>
                     </a:stretch>
@@ -8438,7 +8838,7 @@
                   <pic:spPr>
                     <a:xfrm>
                       <a:off x="0" y="0"/>
-                      <a:ext cx="6719762" cy="3200400"/>
+                      <a:ext cx="5939790" cy="2799715"/>
                     </a:xfrm>
                     <a:prstGeom prst="rect">
                       <a:avLst/>
@@ -8486,19 +8886,9 @@
         <w:t>. Cơ sở dữ liệu phần mềm</w:t>
       </w:r>
       <w:bookmarkEnd w:id="25"/>
-    </w:p>
-    <w:p>
-      <w:pPr>
-        <w:spacing w:before="40" w:after="40" w:line="240" w:lineRule="auto"/>
-      </w:pPr>
       <w:r>
         <w:br w:type="page"/>
       </w:r>
-    </w:p>
-    <w:p>
-      <w:pPr>
-        <w:pStyle w:val="Heading2"/>
-      </w:pPr>
       <w:bookmarkStart w:id="26" w:name="_Toc230459966"/>
       <w:r>
         <w:lastRenderedPageBreak/>
@@ -8509,7 +8899,7 @@
     <w:p>
       <w:pPr>
         <w:spacing w:before="40" w:after="40" w:line="240" w:lineRule="auto"/>
-        <w:ind w:hanging="1134"/>
+        <w:ind w:hanging="284"/>
         <w:jc w:val="left"/>
         <w:rPr>
           <w:rFonts w:eastAsiaTheme="majorEastAsia" w:cstheme="majorBidi"/>
@@ -8523,16 +8913,15 @@
         <w:rPr>
           <w:rFonts w:eastAsiaTheme="majorEastAsia" w:cstheme="majorBidi"/>
           <w:b/>
-          <w:noProof/>
           <w:color w:val="EE0000"/>
           <w:sz w:val="40"/>
           <w:szCs w:val="40"/>
         </w:rPr>
         <w:drawing>
-          <wp:inline distT="0" distB="0" distL="0" distR="0" wp14:anchorId="0D283408" wp14:editId="6176DA72">
-            <wp:extent cx="6833941" cy="3208020"/>
-            <wp:effectExtent l="152400" t="152400" r="367030" b="354330"/>
-            <wp:docPr id="1563917588" name="Picture 1"/>
+          <wp:inline distT="0" distB="0" distL="0" distR="0" wp14:anchorId="06732656" wp14:editId="3B8AF989">
+            <wp:extent cx="5939790" cy="3151505"/>
+            <wp:effectExtent l="152400" t="152400" r="365760" b="353695"/>
+            <wp:docPr id="1394996143" name="Picture 1"/>
             <wp:cNvGraphicFramePr>
               <a:graphicFrameLocks xmlns:a="http://schemas.openxmlformats.org/drawingml/2006/main" noChangeAspect="1"/>
             </wp:cNvGraphicFramePr>
@@ -8540,11 +8929,11 @@
               <a:graphicData uri="http://schemas.openxmlformats.org/drawingml/2006/picture">
                 <pic:pic xmlns:pic="http://schemas.openxmlformats.org/drawingml/2006/picture">
                   <pic:nvPicPr>
-                    <pic:cNvPr id="1563917588" name=""/>
+                    <pic:cNvPr id="1394996143" name=""/>
                     <pic:cNvPicPr/>
                   </pic:nvPicPr>
                   <pic:blipFill>
-                    <a:blip r:embed="rId19"/>
+                    <a:blip r:embed="rId22"/>
                     <a:stretch>
                       <a:fillRect/>
                     </a:stretch>
@@ -8552,7 +8941,7 @@
                   <pic:spPr>
                     <a:xfrm>
                       <a:off x="0" y="0"/>
-                      <a:ext cx="6839461" cy="3210611"/>
+                      <a:ext cx="5939790" cy="3151505"/>
                     </a:xfrm>
                     <a:prstGeom prst="rect">
                       <a:avLst/>
@@ -8655,7 +9044,7 @@
                           <pic:cNvPicPr/>
                         </pic:nvPicPr>
                         <pic:blipFill>
-                          <a:blip r:embed="rId20"/>
+                          <a:blip r:embed="rId23"/>
                           <a:stretch>
                             <a:fillRect/>
                           </a:stretch>
@@ -8702,7 +9091,7 @@
                           <pic:cNvPicPr/>
                         </pic:nvPicPr>
                         <pic:blipFill>
-                          <a:blip r:embed="rId21"/>
+                          <a:blip r:embed="rId24"/>
                           <a:stretch>
                             <a:fillRect/>
                           </a:stretch>
@@ -8949,7 +9338,7 @@
                     <pic:cNvPicPr/>
                   </pic:nvPicPr>
                   <pic:blipFill>
-                    <a:blip r:embed="rId22"/>
+                    <a:blip r:embed="rId25"/>
                     <a:stretch>
                       <a:fillRect/>
                     </a:stretch>
@@ -9169,7 +9558,7 @@
                     <pic:cNvPicPr/>
                   </pic:nvPicPr>
                   <pic:blipFill>
-                    <a:blip r:embed="rId23"/>
+                    <a:blip r:embed="rId26"/>
                     <a:stretch>
                       <a:fillRect/>
                     </a:stretch>
@@ -9274,6 +9663,14 @@
         <w:tblStyle w:val="TableGrid"/>
         <w:tblW w:w="11625" w:type="dxa"/>
         <w:tblInd w:w="-1565" w:type="dxa"/>
+        <w:tblBorders>
+          <w:top w:val="none" w:sz="0" w:space="0" w:color="auto"/>
+          <w:left w:val="none" w:sz="0" w:space="0" w:color="auto"/>
+          <w:bottom w:val="none" w:sz="0" w:space="0" w:color="auto"/>
+          <w:right w:val="none" w:sz="0" w:space="0" w:color="auto"/>
+          <w:insideH w:val="none" w:sz="0" w:space="0" w:color="auto"/>
+          <w:insideV w:val="none" w:sz="0" w:space="0" w:color="auto"/>
+        </w:tblBorders>
         <w:tblLook w:val="04A0" w:firstRow="1" w:lastRow="0" w:firstColumn="1" w:lastColumn="0" w:noHBand="0" w:noVBand="1"/>
       </w:tblPr>
       <w:tblGrid>
@@ -9339,7 +9736,7 @@
                           <pic:cNvPicPr/>
                         </pic:nvPicPr>
                         <pic:blipFill>
-                          <a:blip r:embed="rId24"/>
+                          <a:blip r:embed="rId27"/>
                           <a:stretch>
                             <a:fillRect/>
                           </a:stretch>
@@ -9485,14 +9882,13 @@
             </w:pPr>
             <w:r>
               <w:rPr>
-                <w:noProof/>
                 <w:color w:val="auto"/>
               </w:rPr>
               <w:drawing>
-                <wp:inline distT="0" distB="0" distL="0" distR="0" wp14:anchorId="24954E93" wp14:editId="16CD8DFA">
-                  <wp:extent cx="3467100" cy="2772342"/>
-                  <wp:effectExtent l="152400" t="152400" r="361950" b="371475"/>
-                  <wp:docPr id="1585309579" name="Picture 1"/>
+                <wp:inline distT="0" distB="0" distL="0" distR="0" wp14:anchorId="5A62C61F" wp14:editId="7E37933F">
+                  <wp:extent cx="4337349" cy="2499285"/>
+                  <wp:effectExtent l="152400" t="152400" r="368300" b="358775"/>
+                  <wp:docPr id="1226163366" name="Picture 1"/>
                   <wp:cNvGraphicFramePr>
                     <a:graphicFrameLocks xmlns:a="http://schemas.openxmlformats.org/drawingml/2006/main" noChangeAspect="1"/>
                   </wp:cNvGraphicFramePr>
@@ -9500,20 +9896,19 @@
                     <a:graphicData uri="http://schemas.openxmlformats.org/drawingml/2006/picture">
                       <pic:pic xmlns:pic="http://schemas.openxmlformats.org/drawingml/2006/picture">
                         <pic:nvPicPr>
-                          <pic:cNvPr id="1585309579" name=""/>
+                          <pic:cNvPr id="1226163366" name=""/>
                           <pic:cNvPicPr/>
                         </pic:nvPicPr>
-                        <pic:blipFill rotWithShape="1">
-                          <a:blip r:embed="rId25"/>
-                          <a:srcRect l="1518"/>
+                        <pic:blipFill>
+                          <a:blip r:embed="rId28"/>
                           <a:stretch>
                             <a:fillRect/>
                           </a:stretch>
                         </pic:blipFill>
-                        <pic:spPr bwMode="auto">
+                        <pic:spPr>
                           <a:xfrm>
                             <a:off x="0" y="0"/>
-                            <a:ext cx="3487436" cy="2788603"/>
+                            <a:ext cx="4344025" cy="2503132"/>
                           </a:xfrm>
                           <a:prstGeom prst="rect">
                             <a:avLst/>
@@ -9528,11 +9923,6 @@
                               </a:srgbClr>
                             </a:outerShdw>
                           </a:effectLst>
-                          <a:extLst>
-                            <a:ext uri="{53640926-AAD7-44D8-BBD7-CCE9431645EC}">
-                              <a14:shadowObscured xmlns:a14="http://schemas.microsoft.com/office/drawing/2010/main"/>
-                            </a:ext>
-                          </a:extLst>
                         </pic:spPr>
                       </pic:pic>
                     </a:graphicData>
@@ -9621,7 +10011,7 @@
                     <pic:cNvPicPr/>
                   </pic:nvPicPr>
                   <pic:blipFill>
-                    <a:blip r:embed="rId26"/>
+                    <a:blip r:embed="rId29"/>
                     <a:stretch>
                       <a:fillRect/>
                     </a:stretch>
@@ -9856,14 +10246,13 @@
         <w:rPr>
           <w:b/>
           <w:bCs/>
-          <w:noProof/>
           <w:color w:val="0070C0"/>
         </w:rPr>
         <w:drawing>
-          <wp:inline distT="0" distB="0" distL="0" distR="0" wp14:anchorId="6A1E4CAE" wp14:editId="606360BE">
-            <wp:extent cx="3162741" cy="2915057"/>
-            <wp:effectExtent l="152400" t="152400" r="361950" b="361950"/>
-            <wp:docPr id="45219102" name="Picture 1"/>
+          <wp:inline distT="0" distB="0" distL="0" distR="0" wp14:anchorId="4AD4A6B7" wp14:editId="79357FE9">
+            <wp:extent cx="2343630" cy="3034700"/>
+            <wp:effectExtent l="0" t="0" r="0" b="0"/>
+            <wp:docPr id="215533200" name="Picture 1"/>
             <wp:cNvGraphicFramePr>
               <a:graphicFrameLocks xmlns:a="http://schemas.openxmlformats.org/drawingml/2006/main" noChangeAspect="1"/>
             </wp:cNvGraphicFramePr>
@@ -9871,11 +10260,11 @@
               <a:graphicData uri="http://schemas.openxmlformats.org/drawingml/2006/picture">
                 <pic:pic xmlns:pic="http://schemas.openxmlformats.org/drawingml/2006/picture">
                   <pic:nvPicPr>
-                    <pic:cNvPr id="45219102" name=""/>
+                    <pic:cNvPr id="215533200" name=""/>
                     <pic:cNvPicPr/>
                   </pic:nvPicPr>
                   <pic:blipFill>
-                    <a:blip r:embed="rId27"/>
+                    <a:blip r:embed="rId30"/>
                     <a:stretch>
                       <a:fillRect/>
                     </a:stretch>
@@ -9883,21 +10272,11 @@
                   <pic:spPr>
                     <a:xfrm>
                       <a:off x="0" y="0"/>
-                      <a:ext cx="3162741" cy="2915057"/>
+                      <a:ext cx="2351121" cy="3044399"/>
                     </a:xfrm>
                     <a:prstGeom prst="rect">
                       <a:avLst/>
                     </a:prstGeom>
-                    <a:ln>
-                      <a:noFill/>
-                    </a:ln>
-                    <a:effectLst>
-                      <a:outerShdw blurRad="292100" dist="139700" dir="2700000" algn="tl" rotWithShape="0">
-                        <a:srgbClr val="333333">
-                          <a:alpha val="65000"/>
-                        </a:srgbClr>
-                      </a:outerShdw>
-                    </a:effectLst>
                   </pic:spPr>
                 </pic:pic>
               </a:graphicData>
@@ -10230,7 +10609,7 @@
                     <pic:cNvPicPr/>
                   </pic:nvPicPr>
                   <pic:blipFill rotWithShape="1">
-                    <a:blip r:embed="rId28"/>
+                    <a:blip r:embed="rId31"/>
                     <a:srcRect l="1184"/>
                     <a:stretch>
                       <a:fillRect/>
@@ -10357,14 +10736,11 @@
         <w:jc w:val="center"/>
       </w:pPr>
       <w:r>
-        <w:rPr>
-          <w:noProof/>
-        </w:rPr>
         <w:drawing>
-          <wp:inline distT="0" distB="0" distL="0" distR="0" wp14:anchorId="5B4B3E3A" wp14:editId="6E511160">
-            <wp:extent cx="2871216" cy="2277478"/>
-            <wp:effectExtent l="152400" t="152400" r="367665" b="370840"/>
-            <wp:docPr id="672620539" name="Picture 1"/>
+          <wp:inline distT="0" distB="0" distL="0" distR="0" wp14:anchorId="578712CC" wp14:editId="769E1359">
+            <wp:extent cx="4479640" cy="2597080"/>
+            <wp:effectExtent l="152400" t="152400" r="359410" b="356235"/>
+            <wp:docPr id="1940351639" name="Picture 1"/>
             <wp:cNvGraphicFramePr>
               <a:graphicFrameLocks xmlns:a="http://schemas.openxmlformats.org/drawingml/2006/main" noChangeAspect="1"/>
             </wp:cNvGraphicFramePr>
@@ -10372,11 +10748,11 @@
               <a:graphicData uri="http://schemas.openxmlformats.org/drawingml/2006/picture">
                 <pic:pic xmlns:pic="http://schemas.openxmlformats.org/drawingml/2006/picture">
                   <pic:nvPicPr>
-                    <pic:cNvPr id="672620539" name=""/>
+                    <pic:cNvPr id="1940351639" name=""/>
                     <pic:cNvPicPr/>
                   </pic:nvPicPr>
                   <pic:blipFill>
-                    <a:blip r:embed="rId29"/>
+                    <a:blip r:embed="rId32"/>
                     <a:stretch>
                       <a:fillRect/>
                     </a:stretch>
@@ -10384,7 +10760,7 @@
                   <pic:spPr>
                     <a:xfrm>
                       <a:off x="0" y="0"/>
-                      <a:ext cx="2871216" cy="2277478"/>
+                      <a:ext cx="4484560" cy="2599933"/>
                     </a:xfrm>
                     <a:prstGeom prst="rect">
                       <a:avLst/>
@@ -10726,7 +11102,14 @@
         <w:rPr>
           <w:color w:val="auto"/>
         </w:rPr>
-        <w:t>CBCS đang tham gia công tác A50, A80 (Tiểu ban Diễu binh, diễu hành sẽ xét phân loại thi đua CBCS, đơn vị (cấp Tiểu đoàn) không xét phân loại nhưng vẫn báo cáo số CBCS đề nghị không xét, thì lúc này phần mềm sẽ tự động lưu giữ giá trị này, không cần phải nhập thủ công lại.</w:t>
+        <w:t xml:space="preserve">CBCS đang tham gia công tác A50, A80 (Tiểu ban Diễu binh, diễu hành sẽ xét phân loại thi đua CBCS, đơn vị (cấp Tiểu đoàn) </w:t>
+      </w:r>
+      <w:r>
+        <w:rPr>
+          <w:color w:val="auto"/>
+        </w:rPr>
+        <w:lastRenderedPageBreak/>
+        <w:t>không xét phân loại nhưng vẫn báo cáo số CBCS đề nghị không xét, thì lúc này phần mềm sẽ tự động lưu giữ giá trị này, không cần phải nhập thủ công lại.</w:t>
       </w:r>
     </w:p>
     <w:p>
@@ -10741,7 +11124,6 @@
         <w:rPr>
           <w:color w:val="0070C0"/>
         </w:rPr>
-        <w:lastRenderedPageBreak/>
         <w:t>-</w:t>
       </w:r>
       <w:r>
@@ -10877,6 +11259,18 @@
           <w:tab w:val="num" w:pos="1134"/>
         </w:tabs>
         <w:spacing w:after="0"/>
+        <w:ind w:left="851"/>
+        <w:rPr>
+          <w:color w:val="auto"/>
+        </w:rPr>
+      </w:pPr>
+    </w:p>
+    <w:p>
+      <w:pPr>
+        <w:tabs>
+          <w:tab w:val="num" w:pos="1134"/>
+        </w:tabs>
+        <w:spacing w:after="0"/>
         <w:ind w:left="-426"/>
         <w:jc w:val="center"/>
         <w:rPr>
@@ -10885,14 +11279,13 @@
       </w:pPr>
       <w:r>
         <w:rPr>
-          <w:noProof/>
           <w:color w:val="auto"/>
         </w:rPr>
         <w:drawing>
-          <wp:inline distT="0" distB="0" distL="0" distR="0" wp14:anchorId="684E55F3" wp14:editId="7FA9A34F">
-            <wp:extent cx="5939790" cy="3180080"/>
-            <wp:effectExtent l="152400" t="152400" r="365760" b="363220"/>
-            <wp:docPr id="2052519611" name="Picture 1"/>
+          <wp:inline distT="0" distB="0" distL="0" distR="0" wp14:anchorId="3800F56F" wp14:editId="7B33E51F">
+            <wp:extent cx="6270116" cy="3336152"/>
+            <wp:effectExtent l="152400" t="152400" r="359410" b="360045"/>
+            <wp:docPr id="21315325" name="Picture 1"/>
             <wp:cNvGraphicFramePr>
               <a:graphicFrameLocks xmlns:a="http://schemas.openxmlformats.org/drawingml/2006/main" noChangeAspect="1"/>
             </wp:cNvGraphicFramePr>
@@ -10900,11 +11293,11 @@
               <a:graphicData uri="http://schemas.openxmlformats.org/drawingml/2006/picture">
                 <pic:pic xmlns:pic="http://schemas.openxmlformats.org/drawingml/2006/picture">
                   <pic:nvPicPr>
-                    <pic:cNvPr id="2052519611" name=""/>
+                    <pic:cNvPr id="21315325" name=""/>
                     <pic:cNvPicPr/>
                   </pic:nvPicPr>
                   <pic:blipFill>
-                    <a:blip r:embed="rId30"/>
+                    <a:blip r:embed="rId33"/>
                     <a:stretch>
                       <a:fillRect/>
                     </a:stretch>
@@ -10912,7 +11305,7 @@
                   <pic:spPr>
                     <a:xfrm>
                       <a:off x="0" y="0"/>
-                      <a:ext cx="5939790" cy="3180080"/>
+                      <a:ext cx="6294060" cy="3348892"/>
                     </a:xfrm>
                     <a:prstGeom prst="rect">
                       <a:avLst/>
@@ -10998,22 +11391,21 @@
     <w:p>
       <w:pPr>
         <w:spacing w:after="0"/>
-        <w:ind w:left="-1418"/>
-        <w:rPr>
-          <w:color w:val="auto"/>
-        </w:rPr>
-      </w:pPr>
-      <w:r>
-        <w:rPr>
-          <w:noProof/>
+        <w:ind w:left="-567"/>
+        <w:rPr>
+          <w:color w:val="auto"/>
+        </w:rPr>
+      </w:pPr>
+      <w:r>
+        <w:rPr>
           <w:color w:val="auto"/>
         </w:rPr>
         <w:lastRenderedPageBreak/>
         <w:drawing>
-          <wp:inline distT="0" distB="0" distL="0" distR="0" wp14:anchorId="3BA8196A" wp14:editId="61DB3CDF">
-            <wp:extent cx="6835140" cy="3659438"/>
-            <wp:effectExtent l="152400" t="152400" r="365760" b="360680"/>
-            <wp:docPr id="202558480" name="Picture 1"/>
+          <wp:inline distT="0" distB="0" distL="0" distR="0" wp14:anchorId="7971FC25" wp14:editId="37210E60">
+            <wp:extent cx="5939790" cy="3145155"/>
+            <wp:effectExtent l="152400" t="152400" r="365760" b="360045"/>
+            <wp:docPr id="419031689" name="Picture 1"/>
             <wp:cNvGraphicFramePr>
               <a:graphicFrameLocks xmlns:a="http://schemas.openxmlformats.org/drawingml/2006/main" noChangeAspect="1"/>
             </wp:cNvGraphicFramePr>
@@ -11021,11 +11413,11 @@
               <a:graphicData uri="http://schemas.openxmlformats.org/drawingml/2006/picture">
                 <pic:pic xmlns:pic="http://schemas.openxmlformats.org/drawingml/2006/picture">
                   <pic:nvPicPr>
-                    <pic:cNvPr id="202558480" name=""/>
+                    <pic:cNvPr id="419031689" name=""/>
                     <pic:cNvPicPr/>
                   </pic:nvPicPr>
                   <pic:blipFill>
-                    <a:blip r:embed="rId31"/>
+                    <a:blip r:embed="rId34"/>
                     <a:stretch>
                       <a:fillRect/>
                     </a:stretch>
@@ -11033,7 +11425,7 @@
                   <pic:spPr>
                     <a:xfrm>
                       <a:off x="0" y="0"/>
-                      <a:ext cx="6844527" cy="3664464"/>
+                      <a:ext cx="5939790" cy="3145155"/>
                     </a:xfrm>
                     <a:prstGeom prst="rect">
                       <a:avLst/>
@@ -11358,22 +11750,22 @@
           <w:bCs/>
           <w:color w:val="auto"/>
         </w:rPr>
+        <w:t xml:space="preserve">Ghi chú: </w:t>
+      </w:r>
+      <w:r>
+        <w:rPr>
+          <w:color w:val="auto"/>
+        </w:rPr>
+        <w:t>Thông tin bổ sung chi tiết về thời gian hoặc trạng thái của hành động đó.</w:t>
+      </w:r>
+    </w:p>
+    <w:p>
+      <w:pPr>
+        <w:pStyle w:val="Heading2"/>
+      </w:pPr>
+      <w:bookmarkStart w:id="57" w:name="_Toc230459983"/>
+      <w:r>
         <w:lastRenderedPageBreak/>
-        <w:t xml:space="preserve">Ghi chú: </w:t>
-      </w:r>
-      <w:r>
-        <w:rPr>
-          <w:color w:val="auto"/>
-        </w:rPr>
-        <w:t>Thông tin bổ sung chi tiết về thời gian hoặc trạng thái của hành động đó.</w:t>
-      </w:r>
-    </w:p>
-    <w:p>
-      <w:pPr>
-        <w:pStyle w:val="Heading2"/>
-      </w:pPr>
-      <w:bookmarkStart w:id="57" w:name="_Toc230459983"/>
-      <w:r>
         <w:t>3. Vai trò của Nhật ký hệ thống</w:t>
       </w:r>
       <w:bookmarkEnd w:id="57"/>
@@ -11524,16 +11916,21 @@
       <w:pPr>
         <w:pStyle w:val="Caption"/>
         <w:ind w:hanging="1276"/>
-      </w:pPr>
-      <w:r>
         <w:rPr>
           <w:noProof/>
         </w:rPr>
+      </w:pPr>
+    </w:p>
+    <w:p>
+      <w:pPr>
+        <w:ind w:right="423"/>
+      </w:pPr>
+      <w:r>
         <w:drawing>
-          <wp:inline distT="0" distB="0" distL="0" distR="0" wp14:anchorId="47F13294" wp14:editId="4CFA4D4F">
-            <wp:extent cx="6739368" cy="3533335"/>
-            <wp:effectExtent l="152400" t="152400" r="366395" b="353060"/>
-            <wp:docPr id="745910686" name="Picture 1"/>
+          <wp:inline distT="0" distB="0" distL="0" distR="0" wp14:anchorId="58BBD9EF" wp14:editId="45BD327E">
+            <wp:extent cx="5462789" cy="3021330"/>
+            <wp:effectExtent l="152400" t="152400" r="367030" b="369570"/>
+            <wp:docPr id="939323807" name="Picture 1"/>
             <wp:cNvGraphicFramePr>
               <a:graphicFrameLocks xmlns:a="http://schemas.openxmlformats.org/drawingml/2006/main" noChangeAspect="1"/>
             </wp:cNvGraphicFramePr>
@@ -11541,20 +11938,19 @@
               <a:graphicData uri="http://schemas.openxmlformats.org/drawingml/2006/picture">
                 <pic:pic xmlns:pic="http://schemas.openxmlformats.org/drawingml/2006/picture">
                   <pic:nvPicPr>
-                    <pic:cNvPr id="745910686" name=""/>
+                    <pic:cNvPr id="939323807" name=""/>
                     <pic:cNvPicPr/>
                   </pic:nvPicPr>
-                  <pic:blipFill rotWithShape="1">
-                    <a:blip r:embed="rId32"/>
-                    <a:srcRect t="653" b="948"/>
+                  <pic:blipFill>
+                    <a:blip r:embed="rId35"/>
                     <a:stretch>
                       <a:fillRect/>
                     </a:stretch>
                   </pic:blipFill>
-                  <pic:spPr bwMode="auto">
+                  <pic:spPr>
                     <a:xfrm>
                       <a:off x="0" y="0"/>
-                      <a:ext cx="6743262" cy="3535376"/>
+                      <a:ext cx="5464135" cy="3022075"/>
                     </a:xfrm>
                     <a:prstGeom prst="rect">
                       <a:avLst/>
@@ -11569,11 +11965,6 @@
                         </a:srgbClr>
                       </a:outerShdw>
                     </a:effectLst>
-                    <a:extLst>
-                      <a:ext uri="{53640926-AAD7-44D8-BBD7-CCE9431645EC}">
-                        <a14:shadowObscured xmlns:a14="http://schemas.microsoft.com/office/drawing/2010/main"/>
-                      </a:ext>
-                    </a:extLst>
                   </pic:spPr>
                 </pic:pic>
               </a:graphicData>
@@ -11648,7 +12039,7 @@
                     <pic:cNvPicPr/>
                   </pic:nvPicPr>
                   <pic:blipFill>
-                    <a:blip r:embed="rId33"/>
+                    <a:blip r:embed="rId36"/>
                     <a:stretch>
                       <a:fillRect/>
                     </a:stretch>
@@ -11855,7 +12246,7 @@
                     <pic:cNvPicPr/>
                   </pic:nvPicPr>
                   <pic:blipFill>
-                    <a:blip r:embed="rId34"/>
+                    <a:blip r:embed="rId37"/>
                     <a:stretch>
                       <a:fillRect/>
                     </a:stretch>
@@ -11941,7 +12332,7 @@
                     <pic:cNvPicPr/>
                   </pic:nvPicPr>
                   <pic:blipFill>
-                    <a:blip r:embed="rId35"/>
+                    <a:blip r:embed="rId38"/>
                     <a:stretch>
                       <a:fillRect/>
                     </a:stretch>
@@ -12106,7 +12497,25 @@
           <w:iCs/>
           <w:color w:val="auto"/>
         </w:rPr>
-        <w:t>Chỉnh sửa thông tin, cập nhật phân loại  - Đúp chuột vào Dòng thông tin (Tên của CBCS trong cột Họ và tên trên trang Thống kê) Form điều chỉnh sẽ hiện ra để điều chỉnh thông tin thi đua cũng như cập nhật kế quả khen thưởng trong năm.</w:t>
+        <w:t xml:space="preserve">Chỉnh sửa thông tin, cập nhật phân </w:t>
+      </w:r>
+      <w:proofErr w:type="gramStart"/>
+      <w:r>
+        <w:rPr>
+          <w:i/>
+          <w:iCs/>
+          <w:color w:val="auto"/>
+        </w:rPr>
+        <w:t>loại  -</w:t>
+      </w:r>
+      <w:proofErr w:type="gramEnd"/>
+      <w:r>
+        <w:rPr>
+          <w:i/>
+          <w:iCs/>
+          <w:color w:val="auto"/>
+        </w:rPr>
+        <w:t xml:space="preserve"> Đúp chuột vào Dòng thông tin (Tên của CBCS trong cột Họ và tên trên trang Thống kê) Form điều chỉnh sẽ hiện ra để điều chỉnh thông tin thi đua cũng như cập nhật kế quả khen thưởng trong năm.</w:t>
       </w:r>
     </w:p>
     <w:p>
@@ -12213,18 +12622,11 @@
         <w:jc w:val="center"/>
       </w:pPr>
       <w:r>
-        <w:rPr>
-          <w:b/>
-          <w:bCs/>
-          <w:i/>
-          <w:iCs/>
-          <w:noProof/>
-        </w:rPr>
         <w:drawing>
-          <wp:inline distT="0" distB="0" distL="0" distR="0" wp14:anchorId="3B572C6B" wp14:editId="7769B8B2">
-            <wp:extent cx="3891372" cy="2493264"/>
-            <wp:effectExtent l="152400" t="152400" r="356870" b="364490"/>
-            <wp:docPr id="1632551123" name="Picture 1"/>
+          <wp:inline distT="0" distB="0" distL="0" distR="0" wp14:anchorId="7B00C851" wp14:editId="69801E9A">
+            <wp:extent cx="5939790" cy="3328670"/>
+            <wp:effectExtent l="152400" t="152400" r="365760" b="367030"/>
+            <wp:docPr id="1173178087" name="Picture 1"/>
             <wp:cNvGraphicFramePr>
               <a:graphicFrameLocks xmlns:a="http://schemas.openxmlformats.org/drawingml/2006/main" noChangeAspect="1"/>
             </wp:cNvGraphicFramePr>
@@ -12232,11 +12634,11 @@
               <a:graphicData uri="http://schemas.openxmlformats.org/drawingml/2006/picture">
                 <pic:pic xmlns:pic="http://schemas.openxmlformats.org/drawingml/2006/picture">
                   <pic:nvPicPr>
-                    <pic:cNvPr id="1632551123" name=""/>
+                    <pic:cNvPr id="1173178087" name=""/>
                     <pic:cNvPicPr/>
                   </pic:nvPicPr>
                   <pic:blipFill>
-                    <a:blip r:embed="rId36"/>
+                    <a:blip r:embed="rId39"/>
                     <a:stretch>
                       <a:fillRect/>
                     </a:stretch>
@@ -12244,7 +12646,7 @@
                   <pic:spPr>
                     <a:xfrm>
                       <a:off x="0" y="0"/>
-                      <a:ext cx="3925175" cy="2514922"/>
+                      <a:ext cx="5939790" cy="3328670"/>
                     </a:xfrm>
                     <a:prstGeom prst="rect">
                       <a:avLst/>
@@ -12428,7 +12830,7 @@
                     <pic:cNvPicPr/>
                   </pic:nvPicPr>
                   <pic:blipFill>
-                    <a:blip r:embed="rId37"/>
+                    <a:blip r:embed="rId40"/>
                     <a:stretch>
                       <a:fillRect/>
                     </a:stretch>
@@ -12468,6 +12870,7 @@
       </w:pPr>
       <w:bookmarkStart w:id="69" w:name="_Toc230459990"/>
       <w:r>
+        <w:lastRenderedPageBreak/>
         <w:t>2. Khôi phục dữ liệu</w:t>
       </w:r>
       <w:bookmarkEnd w:id="69"/>
@@ -12504,15 +12907,11 @@
         <w:jc w:val="center"/>
       </w:pPr>
       <w:r>
-        <w:rPr>
-          <w:noProof/>
-        </w:rPr>
-        <w:lastRenderedPageBreak/>
         <w:drawing>
-          <wp:inline distT="0" distB="0" distL="0" distR="0" wp14:anchorId="053E7BE1" wp14:editId="732617D0">
-            <wp:extent cx="4343400" cy="3218354"/>
-            <wp:effectExtent l="152400" t="152400" r="361950" b="363220"/>
-            <wp:docPr id="1825613350" name="Picture 1"/>
+          <wp:inline distT="0" distB="0" distL="0" distR="0" wp14:anchorId="683B4EB7" wp14:editId="1C379AF0">
+            <wp:extent cx="5939790" cy="3354070"/>
+            <wp:effectExtent l="152400" t="152400" r="365760" b="360680"/>
+            <wp:docPr id="1897563494" name="Picture 1"/>
             <wp:cNvGraphicFramePr>
               <a:graphicFrameLocks xmlns:a="http://schemas.openxmlformats.org/drawingml/2006/main" noChangeAspect="1"/>
             </wp:cNvGraphicFramePr>
@@ -12520,11 +12919,11 @@
               <a:graphicData uri="http://schemas.openxmlformats.org/drawingml/2006/picture">
                 <pic:pic xmlns:pic="http://schemas.openxmlformats.org/drawingml/2006/picture">
                   <pic:nvPicPr>
-                    <pic:cNvPr id="1825613350" name=""/>
+                    <pic:cNvPr id="1897563494" name=""/>
                     <pic:cNvPicPr/>
                   </pic:nvPicPr>
                   <pic:blipFill>
-                    <a:blip r:embed="rId38"/>
+                    <a:blip r:embed="rId41"/>
                     <a:stretch>
                       <a:fillRect/>
                     </a:stretch>
@@ -12532,7 +12931,7 @@
                   <pic:spPr>
                     <a:xfrm>
                       <a:off x="0" y="0"/>
-                      <a:ext cx="4383460" cy="3248038"/>
+                      <a:ext cx="5939790" cy="3354070"/>
                     </a:xfrm>
                     <a:prstGeom prst="rect">
                       <a:avLst/>
@@ -12622,18 +13021,15 @@
     <w:p>
       <w:pPr>
         <w:keepNext/>
-        <w:ind w:hanging="1418"/>
+        <w:ind w:hanging="426"/>
         <w:jc w:val="center"/>
       </w:pPr>
       <w:r>
-        <w:rPr>
-          <w:noProof/>
-        </w:rPr>
         <w:drawing>
-          <wp:inline distT="0" distB="0" distL="0" distR="0" wp14:anchorId="2075A926" wp14:editId="316E437A">
-            <wp:extent cx="6859905" cy="3613749"/>
-            <wp:effectExtent l="152400" t="152400" r="360045" b="368300"/>
-            <wp:docPr id="1574876967" name="Picture 1"/>
+          <wp:inline distT="0" distB="0" distL="0" distR="0" wp14:anchorId="475B7C61" wp14:editId="3D6E5FCF">
+            <wp:extent cx="5939790" cy="3154680"/>
+            <wp:effectExtent l="152400" t="152400" r="365760" b="369570"/>
+            <wp:docPr id="530538055" name="Picture 1"/>
             <wp:cNvGraphicFramePr>
               <a:graphicFrameLocks xmlns:a="http://schemas.openxmlformats.org/drawingml/2006/main" noChangeAspect="1"/>
             </wp:cNvGraphicFramePr>
@@ -12641,20 +13037,19 @@
               <a:graphicData uri="http://schemas.openxmlformats.org/drawingml/2006/picture">
                 <pic:pic xmlns:pic="http://schemas.openxmlformats.org/drawingml/2006/picture">
                   <pic:nvPicPr>
-                    <pic:cNvPr id="1574876967" name=""/>
+                    <pic:cNvPr id="530538055" name=""/>
                     <pic:cNvPicPr/>
                   </pic:nvPicPr>
-                  <pic:blipFill rotWithShape="1">
-                    <a:blip r:embed="rId39"/>
-                    <a:srcRect t="452"/>
+                  <pic:blipFill>
+                    <a:blip r:embed="rId42"/>
                     <a:stretch>
                       <a:fillRect/>
                     </a:stretch>
                   </pic:blipFill>
-                  <pic:spPr bwMode="auto">
+                  <pic:spPr>
                     <a:xfrm>
                       <a:off x="0" y="0"/>
-                      <a:ext cx="6865138" cy="3616506"/>
+                      <a:ext cx="5939790" cy="3154680"/>
                     </a:xfrm>
                     <a:prstGeom prst="rect">
                       <a:avLst/>
@@ -12669,11 +13064,6 @@
                         </a:srgbClr>
                       </a:outerShdw>
                     </a:effectLst>
-                    <a:extLst>
-                      <a:ext uri="{53640926-AAD7-44D8-BBD7-CCE9431645EC}">
-                        <a14:shadowObscured xmlns:a14="http://schemas.microsoft.com/office/drawing/2010/main"/>
-                      </a:ext>
-                    </a:extLst>
                   </pic:spPr>
                 </pic:pic>
               </a:graphicData>
@@ -12759,7 +13149,19 @@
         <w:rPr>
           <w:rFonts w:eastAsia="Times New Roman"/>
         </w:rPr>
-        <w:t>1. Hệ điều hành hỗ trợ</w:t>
+        <w:t xml:space="preserve">1. Hệ điều hành </w:t>
+      </w:r>
+      <w:r>
+        <w:rPr>
+          <w:rFonts w:eastAsia="Times New Roman"/>
+        </w:rPr>
+        <w:t xml:space="preserve">và môi trường </w:t>
+      </w:r>
+      <w:r>
+        <w:rPr>
+          <w:rFonts w:eastAsia="Times New Roman"/>
+        </w:rPr>
+        <w:t>hỗ trợ</w:t>
       </w:r>
       <w:bookmarkEnd w:id="74"/>
     </w:p>
@@ -12830,7 +13232,7 @@
                           <pic:cNvPicPr/>
                         </pic:nvPicPr>
                         <pic:blipFill>
-                          <a:blip r:embed="rId40"/>
+                          <a:blip r:embed="rId43"/>
                           <a:stretch>
                             <a:fillRect/>
                           </a:stretch>
@@ -12875,78 +13277,7 @@
                 <w:szCs w:val="28"/>
                 <w14:ligatures w14:val="none"/>
               </w:rPr>
-              <w:t>Windows 7, 8 có thể dùng chỉ cần nếu máy tính đã có bộ máy ảo của Microsoft</w:t>
-            </w:r>
-            <w:r>
-              <w:rPr>
-                <w:rFonts w:eastAsia="Times New Roman" w:cs="Times New Roman"/>
-                <w:b/>
-                <w:bCs/>
-                <w:kern w:val="0"/>
-                <w:szCs w:val="28"/>
-                <w14:ligatures w14:val="none"/>
-              </w:rPr>
-              <w:t xml:space="preserve"> </w:t>
-            </w:r>
-            <w:r>
-              <w:rPr>
-                <w:rFonts w:eastAsia="Times New Roman" w:cs="Times New Roman"/>
-                <w:b/>
-                <w:bCs/>
-                <w:kern w:val="0"/>
-                <w14:ligatures w14:val="none"/>
-              </w:rPr>
-              <w:t xml:space="preserve">.NET Desktop Runtime 8 </w:t>
-            </w:r>
-            <w:r>
-              <w:rPr>
-                <w:rFonts w:eastAsia="Times New Roman" w:cs="Times New Roman"/>
-                <w:b/>
-                <w:bCs/>
-                <w:i/>
-                <w:iCs/>
-                <w:kern w:val="0"/>
-                <w14:ligatures w14:val="none"/>
-              </w:rPr>
-              <w:t xml:space="preserve">(Bạn có thể tải từ trang chủ của Microsoft </w:t>
-            </w:r>
-            <w:hyperlink r:id="rId41" w:history="1">
-              <w:r>
-                <w:rPr>
-                  <w:rStyle w:val="Hyperlink"/>
-                  <w:rFonts w:eastAsia="Times New Roman" w:cs="Times New Roman"/>
-                  <w:b/>
-                  <w:bCs/>
-                  <w:i/>
-                  <w:iCs/>
-                  <w:color w:val="000000" w:themeColor="text1"/>
-                  <w:kern w:val="0"/>
-                  <w14:ligatures w14:val="none"/>
-                </w:rPr>
-                <w:t>https://dotnet.microsoft.com/en-us/download/dotnet/8.0</w:t>
-              </w:r>
-            </w:hyperlink>
-            <w:r>
-              <w:rPr>
-                <w:rFonts w:eastAsia="Times New Roman" w:cs="Times New Roman"/>
-                <w:b/>
-                <w:bCs/>
-                <w:i/>
-                <w:iCs/>
-                <w:kern w:val="0"/>
-                <w14:ligatures w14:val="none"/>
-              </w:rPr>
-              <w:t>)</w:t>
-            </w:r>
-            <w:r>
-              <w:rPr>
-                <w:rFonts w:eastAsia="Times New Roman" w:cs="Times New Roman"/>
-                <w:b/>
-                <w:bCs/>
-                <w:kern w:val="0"/>
-                <w14:ligatures w14:val="none"/>
-              </w:rPr>
-              <w:t xml:space="preserve"> </w:t>
+              <w:t xml:space="preserve">Hỗ trợ: </w:t>
             </w:r>
             <w:r>
               <w:rPr>
@@ -12955,7 +13286,34 @@
                 <w:szCs w:val="28"/>
                 <w14:ligatures w14:val="none"/>
               </w:rPr>
-              <w:t>do để đáp ứng yêu cầu, cũng như cơ chế bảo mật trên nền tảng mới.</w:t>
+              <w:t xml:space="preserve">Windows 7, 8 </w:t>
+            </w:r>
+            <w:r>
+              <w:rPr>
+                <w:rFonts w:eastAsia="Times New Roman" w:cs="Times New Roman"/>
+                <w:kern w:val="0"/>
+                <w:szCs w:val="28"/>
+                <w14:ligatures w14:val="none"/>
+              </w:rPr>
+              <w:t xml:space="preserve">10, 11 </w:t>
+            </w:r>
+            <w:r>
+              <w:rPr>
+                <w:rFonts w:eastAsia="Times New Roman" w:cs="Times New Roman"/>
+                <w:kern w:val="0"/>
+                <w:szCs w:val="28"/>
+                <w14:ligatures w14:val="none"/>
+              </w:rPr>
+              <w:t>(64-bit)</w:t>
+            </w:r>
+            <w:r>
+              <w:rPr>
+                <w:rFonts w:eastAsia="Times New Roman" w:cs="Times New Roman"/>
+                <w:kern w:val="0"/>
+                <w:szCs w:val="28"/>
+                <w14:ligatures w14:val="none"/>
+              </w:rPr>
+              <w:t xml:space="preserve"> </w:t>
             </w:r>
           </w:p>
           <w:p>
@@ -12966,7 +13324,6 @@
               <w:rPr>
                 <w:rFonts w:eastAsia="Times New Roman" w:cs="Times New Roman"/>
                 <w:kern w:val="0"/>
-                <w:szCs w:val="28"/>
                 <w14:ligatures w14:val="none"/>
               </w:rPr>
             </w:pPr>
@@ -12977,29 +13334,23 @@
                 <w:szCs w:val="28"/>
                 <w14:ligatures w14:val="none"/>
               </w:rPr>
-              <w:t>Windows 10 (64-bit) – khuyến nghị</w:t>
-            </w:r>
-          </w:p>
-          <w:p>
-            <w:pPr>
-              <w:pStyle w:val="ListParagraph"/>
-              <w:spacing w:after="0"/>
-              <w:ind w:left="178"/>
+              <w:t xml:space="preserve">Phần mềm đóng gói đã kèm theo </w:t>
+            </w:r>
+            <w:r>
               <w:rPr>
                 <w:rFonts w:eastAsia="Times New Roman" w:cs="Times New Roman"/>
                 <w:kern w:val="0"/>
-                <w:szCs w:val="28"/>
                 <w14:ligatures w14:val="none"/>
               </w:rPr>
-            </w:pPr>
+              <w:t>Runtime</w:t>
+            </w:r>
             <w:r>
               <w:rPr>
                 <w:rFonts w:eastAsia="Times New Roman" w:cs="Times New Roman"/>
                 <w:kern w:val="0"/>
-                <w:szCs w:val="28"/>
                 <w14:ligatures w14:val="none"/>
               </w:rPr>
-              <w:t>Windows 11 (64-bit)</w:t>
+              <w:t xml:space="preserve"> .NET8 của Microsoft, người dùng không cần cài đặt thêm.</w:t>
             </w:r>
           </w:p>
         </w:tc>
@@ -13263,33 +13614,7 @@
           <w:szCs w:val="28"/>
           <w14:ligatures w14:val="none"/>
         </w:rPr>
-        <w:t>Bắt buộc để phần mềm hoạt động</w:t>
-      </w:r>
-    </w:p>
-    <w:p>
-      <w:pPr>
-        <w:pStyle w:val="ListParagraph"/>
-        <w:numPr>
-          <w:ilvl w:val="0"/>
-          <w:numId w:val="38"/>
-        </w:numPr>
-        <w:spacing w:after="0"/>
-        <w:ind w:left="0" w:firstLine="426"/>
-        <w:rPr>
-          <w:rFonts w:eastAsia="Times New Roman" w:cs="Times New Roman"/>
-          <w:kern w:val="0"/>
-          <w:szCs w:val="28"/>
-          <w14:ligatures w14:val="none"/>
-        </w:rPr>
-      </w:pPr>
-      <w:r>
-        <w:rPr>
-          <w:rFonts w:eastAsia="Times New Roman" w:cs="Times New Roman"/>
-          <w:kern w:val="0"/>
-          <w:szCs w:val="28"/>
-          <w14:ligatures w14:val="none"/>
-        </w:rPr>
-        <w:t>Nếu máy chưa có, bộ cài đặt sẽ hướng dẫn cài bổ sung</w:t>
+        <w:t>Đã kèm theo không bắt buộc người dùng cài đặt thêm.</w:t>
       </w:r>
     </w:p>
     <w:p>
@@ -13608,9 +13933,16 @@
       <w:r>
         <w:rPr>
           <w:rFonts w:eastAsia="Times New Roman"/>
+          <w:bCs/>
+        </w:rPr>
+        <w:t>6</w:t>
+      </w:r>
+      <w:r>
+        <w:rPr>
+          <w:rFonts w:eastAsia="Times New Roman"/>
           <w:b w:val="0"/>
         </w:rPr>
-        <w:t xml:space="preserve">6. </w:t>
+        <w:t xml:space="preserve">. </w:t>
       </w:r>
       <w:r>
         <w:rPr>
@@ -13705,7 +14037,6 @@
           <w:szCs w:val="28"/>
           <w14:ligatures w14:val="none"/>
         </w:rPr>
-        <w:lastRenderedPageBreak/>
         <w:t xml:space="preserve">- </w:t>
       </w:r>
       <w:r>
@@ -13809,16 +14140,7 @@
           <w:szCs w:val="28"/>
           <w14:ligatures w14:val="none"/>
         </w:rPr>
-        <w:t xml:space="preserve">619 </w:t>
-      </w:r>
-      <w:r>
-        <w:rPr>
-          <w:rFonts w:eastAsia="Times New Roman" w:cs="Times New Roman"/>
-          <w:kern w:val="0"/>
-          <w:szCs w:val="28"/>
-          <w14:ligatures w14:val="none"/>
-        </w:rPr>
-        <w:t>MB</w:t>
+        <w:t>Tùy phiên bản.</w:t>
       </w:r>
     </w:p>
     <w:p>
@@ -13844,6 +14166,7 @@
           <w:szCs w:val="28"/>
           <w14:ligatures w14:val="none"/>
         </w:rPr>
+        <w:lastRenderedPageBreak/>
         <w:t>Cơ sở dữ liệu:</w:t>
       </w:r>
       <w:r>
@@ -13910,7 +14233,7 @@
       </w:r>
     </w:p>
     <w:sectPr>
-      <w:headerReference w:type="first" r:id="rId42"/>
+      <w:headerReference w:type="first" r:id="rId44"/>
       <w:pgSz w:w="11906" w:h="16838" w:code="9"/>
       <w:pgMar w:top="1134" w:right="851" w:bottom="907" w:left="1701" w:header="0" w:footer="278" w:gutter="0"/>
       <w:cols w:space="720"/>
@@ -21116,7 +21439,6 @@
   <w:style w:type="character" w:default="1" w:styleId="DefaultParagraphFont">
     <w:name w:val="Default Paragraph Font"/>
     <w:uiPriority w:val="1"/>
-    <w:semiHidden/>
     <w:unhideWhenUsed/>
   </w:style>
   <w:style w:type="table" w:default="1" w:styleId="TableNormal">
